--- a/docx/Parts/Part48.docx
+++ b/docx/Parts/Part48.docx
@@ -167,7 +167,7 @@
         <w:rPr>
           <w:color w:val="0000FF"/>
         </w:rPr>
-        <w:instrText xml:space="preserve"> REF _Numd19e474 \h </w:instrText>
+        <w:instrText xml:space="preserve"> REF _Numd19e479 \h </w:instrText>
       </w:r>
       <w:r>
         <w:fldChar w:fldCharType="separate"/>
@@ -213,7 +213,7 @@
         <w:rPr>
           <w:color w:val="0000FF"/>
         </w:rPr>
-        <w:instrText xml:space="preserve"> REF _Numd19e487 \h </w:instrText>
+        <w:instrText xml:space="preserve"> REF _Numd19e492 \h </w:instrText>
       </w:r>
       <w:r>
         <w:fldChar w:fldCharType="separate"/>
@@ -259,7 +259,7 @@
         <w:rPr>
           <w:color w:val="0000FF"/>
         </w:rPr>
-        <w:instrText xml:space="preserve"> REF _Numd19e536 \h </w:instrText>
+        <w:instrText xml:space="preserve"> REF _Numd19e541 \h </w:instrText>
       </w:r>
       <w:r>
         <w:fldChar w:fldCharType="separate"/>
@@ -305,7 +305,7 @@
         <w:rPr>
           <w:color w:val="0000FF"/>
         </w:rPr>
-        <w:instrText xml:space="preserve"> REF _Numd19e776 \h </w:instrText>
+        <w:instrText xml:space="preserve"> REF _Numd19e781 \h </w:instrText>
       </w:r>
       <w:r>
         <w:fldChar w:fldCharType="separate"/>
@@ -351,7 +351,7 @@
         <w:rPr>
           <w:color w:val="0000FF"/>
         </w:rPr>
-        <w:instrText xml:space="preserve"> REF _Numd19e854 \h </w:instrText>
+        <w:instrText xml:space="preserve"> REF _Numd19e859 \h </w:instrText>
       </w:r>
       <w:r>
         <w:fldChar w:fldCharType="separate"/>
@@ -397,7 +397,7 @@
         <w:rPr>
           <w:color w:val="0000FF"/>
         </w:rPr>
-        <w:instrText xml:space="preserve"> REF _Numd19e867 \h </w:instrText>
+        <w:instrText xml:space="preserve"> REF _Numd19e872 \h </w:instrText>
       </w:r>
       <w:r>
         <w:fldChar w:fldCharType="separate"/>
@@ -443,7 +443,7 @@
         <w:rPr>
           <w:color w:val="0000FF"/>
         </w:rPr>
-        <w:instrText xml:space="preserve"> REF _Numd19e933 \h </w:instrText>
+        <w:instrText xml:space="preserve"> REF _Numd19e938 \h </w:instrText>
       </w:r>
       <w:r>
         <w:fldChar w:fldCharType="separate"/>
@@ -489,7 +489,7 @@
         <w:rPr>
           <w:color w:val="0000FF"/>
         </w:rPr>
-        <w:instrText xml:space="preserve"> REF _Numd19e1225 \h </w:instrText>
+        <w:instrText xml:space="preserve"> REF _Numd19e1230 \h </w:instrText>
       </w:r>
       <w:r>
         <w:fldChar w:fldCharType="separate"/>
@@ -535,7 +535,7 @@
         <w:rPr>
           <w:color w:val="0000FF"/>
         </w:rPr>
-        <w:instrText xml:space="preserve"> REF _Numd19e1292 \h </w:instrText>
+        <w:instrText xml:space="preserve"> REF _Numd19e1297 \h </w:instrText>
       </w:r>
       <w:r>
         <w:fldChar w:fldCharType="separate"/>
@@ -581,7 +581,7 @@
         <w:rPr>
           <w:color w:val="0000FF"/>
         </w:rPr>
-        <w:instrText xml:space="preserve"> REF _Numd19e1311 \h </w:instrText>
+        <w:instrText xml:space="preserve"> REF _Numd19e1316 \h </w:instrText>
       </w:r>
       <w:r>
         <w:fldChar w:fldCharType="separate"/>
@@ -627,7 +627,7 @@
         <w:rPr>
           <w:color w:val="0000FF"/>
         </w:rPr>
-        <w:instrText xml:space="preserve"> REF _Numd19e1331 \h </w:instrText>
+        <w:instrText xml:space="preserve"> REF _Numd19e1336 \h </w:instrText>
       </w:r>
       <w:r>
         <w:fldChar w:fldCharType="separate"/>
@@ -673,7 +673,7 @@
         <w:rPr>
           <w:color w:val="0000FF"/>
         </w:rPr>
-        <w:instrText xml:space="preserve"> REF _Numd19e1344 \h </w:instrText>
+        <w:instrText xml:space="preserve"> REF _Numd19e1349 \h </w:instrText>
       </w:r>
       <w:r>
         <w:fldChar w:fldCharType="separate"/>
@@ -719,7 +719,7 @@
         <w:rPr>
           <w:color w:val="0000FF"/>
         </w:rPr>
-        <w:instrText xml:space="preserve"> REF _Numd19e1596 \h </w:instrText>
+        <w:instrText xml:space="preserve"> REF _Numd19e1601 \h </w:instrText>
       </w:r>
       <w:r>
         <w:fldChar w:fldCharType="separate"/>
@@ -878,345 +878,317 @@
       <w:r>
         <w:t xml:space="preserve"> Future contract savings, that are the product of the future unit cost reduction multiplied by the number of future contract units in the sharing base. On an instant contract, future contract savings include savings on increases in quantities after VECP acceptance that are due to contract modifications, exercise of options, additional orders, and funding of subsequent year requirements on a multiyear contract.</w:t>
       </w:r>
-    </w:p>
-    <w:p xmlns:tce="http://www.TCE.com">
-      <w:pPr>
-        <w:pStyle w:val="ListParagraph"/>
-        <!--depth 2-->
-        <w:ind w:left="1440"/>
-      </w:pPr>
-      <w:r>
-        <w:t/>
-      </w:r>
-      <w:r>
-        <w:rPr>
-          <w:i/>
-        </w:rPr>
-        <w:t>Collateral costs</w:t>
-      </w:r>
-      <w:r>
-        <w:t xml:space="preserve"> means agency costs of operation, maintenance, logistic support, or Government-furnished property.</w:t>
-      </w:r>
-    </w:p>
-    <w:p xmlns:tce="http://www.TCE.com">
-      <w:pPr>
-        <w:pStyle w:val="ListParagraph"/>
-        <!--depth 2-->
-        <w:ind w:left="1440"/>
-      </w:pPr>
-      <w:r>
-        <w:t/>
-      </w:r>
-      <w:r>
-        <w:rPr>
-          <w:i/>
-        </w:rPr>
-        <w:t>Collateral savings</w:t>
-      </w:r>
-      <w:r>
-        <w:t xml:space="preserve"> means those measurable net reductions resulting from a VECP in the agency’s overall projected collateral costs, exclusive of acquisition savings, whether or not the acquisition cost changes.</w:t>
-      </w:r>
-    </w:p>
-    <w:p xmlns:tce="http://www.TCE.com">
-      <w:pPr>
-        <w:pStyle w:val="ListParagraph"/>
-        <!--depth 2-->
-        <w:ind w:left="1440"/>
-      </w:pPr>
-      <w:r>
-        <w:t/>
-      </w:r>
-      <w:r>
-        <w:rPr>
-          <w:i/>
-        </w:rPr>
-        <w:t>Contracting office</w:t>
-      </w:r>
-      <w:r>
-        <w:t xml:space="preserve"> includes any contracting office that the acquisition is transferred to, such as another branch of the agency or another agency’s office that is performing a joint acquisition action.</w:t>
-      </w:r>
-    </w:p>
-    <w:p xmlns:tce="http://www.TCE.com">
-      <w:pPr>
-        <w:pStyle w:val="ListParagraph"/>
-        <!--depth 2-->
-        <w:ind w:left="1440"/>
-      </w:pPr>
-      <w:r>
-        <w:t/>
-      </w:r>
-      <w:r>
-        <w:rPr>
-          <w:i/>
-        </w:rPr>
-        <w:t>Contractor’s development and implementation costs</w:t>
-      </w:r>
-      <w:r>
-        <w:t xml:space="preserve"> means those costs the contractor incurs on a VECP specifically in developing, testing, preparing, and submitting the VECP, as well as those costs the contractor incurs to make the contractual changes required by Government acceptance of a VECP.</w:t>
-      </w:r>
-    </w:p>
-    <w:p xmlns:tce="http://www.TCE.com">
-      <w:pPr>
-        <w:pStyle w:val="ListParagraph"/>
-        <!--depth 2-->
-        <w:ind w:left="1440"/>
-      </w:pPr>
-      <w:r>
-        <w:t/>
-      </w:r>
-      <w:r>
-        <w:rPr>
-          <w:i/>
-        </w:rPr>
-        <w:t>Future unit cost reduction</w:t>
-      </w:r>
-      <w:r>
-        <w:t xml:space="preserve"> means the instant unit cost reduction adjusted as the contracting officer considers necessary for projected learning or changes in quantity during the sharing period. It is calculated at the time the VECP is accepted and applies either-</w:t>
-      </w:r>
-    </w:p>
-    <w:p xmlns:tce="http://www.TCE.com">
-      <w:pPr>
-        <w:pStyle w:val="ListNumber3"/>
-        <!--depth 3-->
-        <w:numPr>
-          <w:ilvl w:val="2"/>
-          <w:numId w:val="107"/>
-        </w:numPr>
-      </w:pPr>
-      <w:bookmarkStart w:id="15" w:name="_Tocd19e396"/>
-      <w:bookmarkStart w:id="14" w:name="_Refd19e396"/>
-      <w:r>
-        <w:t/>
-      </w:r>
-      <w:r>
-        <w:t>(1)</w:t>
-      </w:r>
-      <w:r>
-        <w:t xml:space="preserve"> Throughout the sharing period, unless the contracting officer decides that recalculation is necessary because conditions are significantly different from those previously anticipated, or</w:t>
-      </w:r>
-    </w:p>
-    <w:p xmlns:tce="http://www.TCE.com">
-      <w:pPr>
-        <w:pStyle w:val="ListNumber3"/>
-        <!--depth 3-->
-        <w:numPr>
-          <w:ilvl w:val="2"/>
-          <w:numId w:val="107"/>
-        </w:numPr>
-      </w:pPr>
-      <w:r>
-        <w:t/>
-      </w:r>
-      <w:r>
-        <w:t>(2)</w:t>
-      </w:r>
-      <w:r>
-        <w:t xml:space="preserve"> To the calculation of a lump-sum payment, that cannot later be revised.</w:t>
-      </w:r>
-    </w:p>
-    <w:p xmlns:tce="http://www.TCE.com">
-      <w:pPr>
-        <w:pStyle w:val="ListParagraph"/>
-        <!--depth 3-->
-        <w:ind w:left="2160"/>
-      </w:pPr>
-      <w:r>
-        <w:t/>
-      </w:r>
-      <w:r>
-        <w:rPr>
-          <w:i/>
-        </w:rPr>
-        <w:t>Government costs</w:t>
-      </w:r>
-      <w:r>
-        <w:t xml:space="preserve"> means those agency costs that result directly from developing and implementing the VECP, such as any net increases in the cost of testing, operations, maintenance, and logistics support. The term does not include the normal administrative costs of processing the VECP or any increase in instant contract cost or price resulting from negative instant contract savings, except that for use in </w:t>
-      </w:r>
-      <w:r>
-        <w:rPr>
-          <w:u w:val="single"/>
-        </w:rPr>
-        <w:t>52.248-3</w:t>
-      </w:r>
-      <w:r>
-        <w:t xml:space="preserve">, see the definition at </w:t>
-      </w:r>
-      <w:r>
-        <w:rPr>
-          <w:u w:val="single"/>
-        </w:rPr>
-        <w:t>52.248-3</w:t>
-      </w:r>
-      <w:r>
-        <w:t>(b).</w:t>
-      </w:r>
-    </w:p>
-    <w:p xmlns:tce="http://www.TCE.com">
-      <w:pPr>
-        <w:pStyle w:val="ListParagraph"/>
-        <!--depth 3-->
-        <w:ind w:left="2160"/>
-      </w:pPr>
-      <w:r>
-        <w:t/>
-      </w:r>
-      <w:r>
-        <w:rPr>
-          <w:i/>
-        </w:rPr>
-        <w:t>Instant contract</w:t>
-      </w:r>
-      <w:r>
-        <w:t xml:space="preserve"> means the contract under which the VECP is submitted. It does not include increases in quantities after acceptance of the VECP that are due to contract modifications, exercise of options, or additional orders. If the contract is a multiyear contract, the term does not include quantities funded after VECP acceptance. In a fixed-price contract with prospective price redetermination, the term refers to the period for which firm prices have been established.</w:t>
-      </w:r>
-    </w:p>
-    <w:p xmlns:tce="http://www.TCE.com">
-      <w:pPr>
-        <w:pStyle w:val="ListParagraph"/>
-        <!--depth 3-->
-        <w:ind w:left="2160"/>
-      </w:pPr>
-      <w:r>
-        <w:t/>
-      </w:r>
-      <w:r>
-        <w:rPr>
-          <w:i/>
-        </w:rPr>
-        <w:t>Instant unit cost reduction</w:t>
-      </w:r>
-      <w:r>
-        <w:t xml:space="preserve"> means the amount of the decrease in unit cost of performance (without deducting any contractor’s development or implementation costs) resulting from using the VECP on the instant contract. In service contracts, the instant unit cost reduction is normally equal to the number of hours per line-item task saved by using the VECP on the instant contract, multiplied by the appropriate contract labor rate.</w:t>
-      </w:r>
-    </w:p>
-    <w:p xmlns:tce="http://www.TCE.com">
-      <w:pPr>
-        <w:pStyle w:val="ListParagraph"/>
-        <!--depth 3-->
-        <w:ind w:left="2160"/>
-      </w:pPr>
-      <w:r>
-        <w:t/>
-      </w:r>
-      <w:r>
-        <w:rPr>
-          <w:i/>
-        </w:rPr>
-        <w:t>Negative instant contract savings</w:t>
-      </w:r>
-      <w:r>
-        <w:t xml:space="preserve"> means the increase in the instant contract cost or price when the acceptance of a VECP results in an excess of the contractor’s allowable development and implementation costs over the product of the instant unit cost reduction multiplied by the number of instant contract units affected.</w:t>
-      </w:r>
-    </w:p>
-    <w:p xmlns:tce="http://www.TCE.com">
-      <w:pPr>
-        <w:pStyle w:val="ListParagraph"/>
-        <!--depth 3-->
-        <w:ind w:left="2160"/>
-      </w:pPr>
-      <w:r>
-        <w:t/>
-      </w:r>
-      <w:r>
-        <w:rPr>
-          <w:i/>
-        </w:rPr>
-        <w:t>Net acquisition savings</w:t>
-      </w:r>
-      <w:r>
-        <w:t xml:space="preserve"> means total acquisition savings, including instant, concurrent, and future contract savings, less Government costs.</w:t>
-      </w:r>
-    </w:p>
-    <w:p xmlns:tce="http://www.TCE.com">
-      <w:pPr>
-        <w:pStyle w:val="ListParagraph"/>
-        <!--depth 3-->
-        <w:ind w:left="2160"/>
-      </w:pPr>
-      <w:r>
-        <w:t/>
-      </w:r>
-      <w:r>
-        <w:rPr>
-          <w:i/>
-        </w:rPr>
-        <w:t>Sharing base</w:t>
-      </w:r>
-      <w:r>
-        <w:t xml:space="preserve"> means the number of affected end items on contracts of the contracting office accepting the VECP.</w:t>
-      </w:r>
-    </w:p>
-    <w:p xmlns:tce="http://www.TCE.com">
-      <w:pPr>
-        <w:pStyle w:val="ListParagraph"/>
-        <!--depth 3-->
-        <w:ind w:left="2160"/>
-      </w:pPr>
-      <w:r>
-        <w:t/>
-      </w:r>
-      <w:r>
-        <w:rPr>
-          <w:i/>
-        </w:rPr>
-        <w:t>Sharing period</w:t>
-      </w:r>
-      <w:r>
-        <w:t xml:space="preserve"> means the period beginning with acceptance of the first unit incorporating the VECP and ending at a calendar date or event determined by the contracting officer for each VECP.</w:t>
-      </w:r>
-    </w:p>
-    <w:p xmlns:tce="http://www.TCE.com">
-      <w:pPr>
-        <w:pStyle w:val="ListParagraph"/>
-        <!--depth 3-->
-        <w:ind w:left="2160"/>
-      </w:pPr>
-      <w:r>
-        <w:t/>
-      </w:r>
-      <w:r>
-        <w:rPr>
-          <w:i/>
-        </w:rPr>
-        <w:t>Unit</w:t>
-      </w:r>
-      <w:r>
-        <w:t xml:space="preserve"> means the item or task to which the contracting officer and the contractor agree the VECP applies.</w:t>
-      </w:r>
-    </w:p>
-    <w:p xmlns:tce="http://www.TCE.com">
-      <w:pPr>
-        <w:pStyle w:val="ListParagraph"/>
-        <!--depth 3-->
-        <w:ind w:left="2160"/>
-      </w:pPr>
-      <w:r>
-        <w:t/>
-      </w:r>
-      <w:r>
-        <w:rPr>
-          <w:i/>
-        </w:rPr>
-        <w:t>Value engineering proposal</w:t>
-      </w:r>
-      <w:r>
-        <w:t xml:space="preserve"> means, in connection with an A-E contract, a change proposal developed by employees of the Federal Government or contractor value engineering personnel under contract to an agency to provide value engineering services for the contract or program.</w:t>
-      </w:r>
-      <w:bookmarkEnd w:id="14"/>
-      <w:bookmarkEnd w:id="15"/>
       <w:bookmarkEnd w:id="12"/>
       <w:bookmarkEnd w:id="13"/>
       <w:bookmarkEnd w:id="10"/>
       <w:bookmarkEnd w:id="11"/>
     </w:p>
+    <w:p xmlns:tce="http://www.TCE.com">
+      <w:pPr>
+        <w:pStyle w:val="BodyText"/>
+      </w:pPr>
+      <w:r>
+        <w:t/>
+      </w:r>
+      <w:r>
+        <w:rPr>
+          <w:i/>
+        </w:rPr>
+        <w:t>Collateral costs</w:t>
+      </w:r>
+      <w:r>
+        <w:t xml:space="preserve"> means agency costs of operation, maintenance, logistic support, or Government-furnished property.</w:t>
+      </w:r>
+    </w:p>
+    <w:p xmlns:tce="http://www.TCE.com">
+      <w:pPr>
+        <w:pStyle w:val="BodyText"/>
+      </w:pPr>
+      <w:r>
+        <w:t/>
+      </w:r>
+      <w:r>
+        <w:rPr>
+          <w:i/>
+        </w:rPr>
+        <w:t>Collateral savings</w:t>
+      </w:r>
+      <w:r>
+        <w:t xml:space="preserve"> means those measurable net reductions resulting from a VECP in the agency’s overall projected collateral costs, exclusive of acquisition savings, whether or not the acquisition cost changes.</w:t>
+      </w:r>
+    </w:p>
+    <w:p xmlns:tce="http://www.TCE.com">
+      <w:pPr>
+        <w:pStyle w:val="BodyText"/>
+      </w:pPr>
+      <w:r>
+        <w:t/>
+      </w:r>
+      <w:r>
+        <w:rPr>
+          <w:i/>
+        </w:rPr>
+        <w:t>Contracting office</w:t>
+      </w:r>
+      <w:r>
+        <w:t xml:space="preserve"> includes any contracting office that the acquisition is transferred to, such as another branch of the agency or another agency’s office that is performing a joint acquisition action.</w:t>
+      </w:r>
+    </w:p>
+    <w:p xmlns:tce="http://www.TCE.com">
+      <w:pPr>
+        <w:pStyle w:val="BodyText"/>
+      </w:pPr>
+      <w:r>
+        <w:t/>
+      </w:r>
+      <w:r>
+        <w:rPr>
+          <w:i/>
+        </w:rPr>
+        <w:t>Contractor’s development and implementation costs</w:t>
+      </w:r>
+      <w:r>
+        <w:t xml:space="preserve"> means those costs the contractor incurs on a VECP specifically in developing, testing, preparing, and submitting the VECP, as well as those costs the contractor incurs to make the contractual changes required by Government acceptance of a VECP.</w:t>
+      </w:r>
+    </w:p>
+    <w:p xmlns:tce="http://www.TCE.com">
+      <w:pPr>
+        <w:pStyle w:val="BodyText"/>
+      </w:pPr>
+      <w:r>
+        <w:t/>
+      </w:r>
+      <w:r>
+        <w:rPr>
+          <w:i/>
+        </w:rPr>
+        <w:t>Future unit cost reduction</w:t>
+      </w:r>
+      <w:r>
+        <w:t xml:space="preserve"> means the instant unit cost reduction adjusted as the contracting officer considers necessary for projected learning or changes in quantity during the sharing period. It is calculated at the time the VECP is accepted and applies either-</w:t>
+      </w:r>
+    </w:p>
+    <w:p xmlns:tce="http://www.TCE.com">
+      <w:pPr>
+        <w:pStyle w:val="ListNumber2"/>
+        <!--depth 2-->
+        <w:numPr>
+          <w:ilvl w:val="1"/>
+          <w:numId w:val="108"/>
+        </w:numPr>
+      </w:pPr>
+      <w:bookmarkStart w:id="15" w:name="_Tocd19e398"/>
+      <w:bookmarkStart w:id="14" w:name="_Refd19e398"/>
+      <w:r>
+        <w:t/>
+      </w:r>
+      <w:r>
+        <w:t>(1)</w:t>
+      </w:r>
+      <w:r>
+        <w:t xml:space="preserve"> Throughout the sharing period, unless the contracting officer decides that recalculation is necessary because conditions are significantly different from those previously anticipated, or</w:t>
+      </w:r>
+    </w:p>
+    <w:p xmlns:tce="http://www.TCE.com">
+      <w:pPr>
+        <w:pStyle w:val="ListNumber2"/>
+        <!--depth 2-->
+        <w:numPr>
+          <w:ilvl w:val="1"/>
+          <w:numId w:val="108"/>
+        </w:numPr>
+      </w:pPr>
+      <w:r>
+        <w:t/>
+      </w:r>
+      <w:r>
+        <w:t>(2)</w:t>
+      </w:r>
+      <w:r>
+        <w:t xml:space="preserve"> To the calculation of a lump-sum payment, that cannot later be revised.</w:t>
+      </w:r>
+      <w:bookmarkEnd w:id="14"/>
+      <w:bookmarkEnd w:id="15"/>
+    </w:p>
+    <w:p xmlns:tce="http://www.TCE.com">
+      <w:pPr>
+        <w:pStyle w:val="BodyText"/>
+      </w:pPr>
+      <w:r>
+        <w:t/>
+      </w:r>
+      <w:r>
+        <w:rPr>
+          <w:i/>
+        </w:rPr>
+        <w:t>Government costs</w:t>
+      </w:r>
+      <w:r>
+        <w:t xml:space="preserve"> means those agency costs that result directly from developing and implementing the VECP, such as any net increases in the cost of testing, operations, maintenance, and logistics support. The term does not include the normal administrative costs of processing the VECP or any increase in instant contract cost or price resulting from negative instant contract savings, except that for use in </w:t>
+      </w:r>
+      <w:r>
+        <w:rPr>
+          <w:u w:val="single"/>
+        </w:rPr>
+        <w:t>52.248-3</w:t>
+      </w:r>
+      <w:r>
+        <w:t xml:space="preserve">, see the definition at </w:t>
+      </w:r>
+      <w:r>
+        <w:rPr>
+          <w:u w:val="single"/>
+        </w:rPr>
+        <w:t>52.248-3</w:t>
+      </w:r>
+      <w:r>
+        <w:t>(b).</w:t>
+      </w:r>
+    </w:p>
+    <w:p xmlns:tce="http://www.TCE.com">
+      <w:pPr>
+        <w:pStyle w:val="BodyText"/>
+      </w:pPr>
+      <w:r>
+        <w:t/>
+      </w:r>
+      <w:r>
+        <w:rPr>
+          <w:i/>
+        </w:rPr>
+        <w:t>Instant contract</w:t>
+      </w:r>
+      <w:r>
+        <w:t xml:space="preserve"> means the contract under which the VECP is submitted. It does not include increases in quantities after acceptance of the VECP that are due to contract modifications, exercise of options, or additional orders. If the contract is a multiyear contract, the term does not include quantities funded after VECP acceptance. In a fixed-price contract with prospective price redetermination, the term refers to the period for which firm prices have been established.</w:t>
+      </w:r>
+    </w:p>
+    <w:p xmlns:tce="http://www.TCE.com">
+      <w:pPr>
+        <w:pStyle w:val="BodyText"/>
+      </w:pPr>
+      <w:r>
+        <w:t/>
+      </w:r>
+      <w:r>
+        <w:rPr>
+          <w:i/>
+        </w:rPr>
+        <w:t>Instant unit cost reduction</w:t>
+      </w:r>
+      <w:r>
+        <w:t xml:space="preserve"> means the amount of the decrease in unit cost of performance (without deducting any contractor’s development or implementation costs) resulting from using the VECP on the instant contract. In service contracts, the instant unit cost reduction is normally equal to the number of hours per line-item task saved by using the VECP on the instant contract, multiplied by the appropriate contract labor rate.</w:t>
+      </w:r>
+    </w:p>
+    <w:p xmlns:tce="http://www.TCE.com">
+      <w:pPr>
+        <w:pStyle w:val="BodyText"/>
+      </w:pPr>
+      <w:r>
+        <w:t/>
+      </w:r>
+      <w:r>
+        <w:rPr>
+          <w:i/>
+        </w:rPr>
+        <w:t>Negative instant contract savings</w:t>
+      </w:r>
+      <w:r>
+        <w:t xml:space="preserve"> means the increase in the instant contract cost or price when the acceptance of a VECP results in an excess of the contractor’s allowable development and implementation costs over the product of the instant unit cost reduction multiplied by the number of instant contract units affected.</w:t>
+      </w:r>
+    </w:p>
+    <w:p xmlns:tce="http://www.TCE.com">
+      <w:pPr>
+        <w:pStyle w:val="BodyText"/>
+      </w:pPr>
+      <w:r>
+        <w:t/>
+      </w:r>
+      <w:r>
+        <w:rPr>
+          <w:i/>
+        </w:rPr>
+        <w:t>Net acquisition savings</w:t>
+      </w:r>
+      <w:r>
+        <w:t xml:space="preserve"> means total acquisition savings, including instant, concurrent, and future contract savings, less Government costs.</w:t>
+      </w:r>
+    </w:p>
+    <w:p xmlns:tce="http://www.TCE.com">
+      <w:pPr>
+        <w:pStyle w:val="BodyText"/>
+      </w:pPr>
+      <w:r>
+        <w:t/>
+      </w:r>
+      <w:r>
+        <w:rPr>
+          <w:i/>
+        </w:rPr>
+        <w:t>Sharing base</w:t>
+      </w:r>
+      <w:r>
+        <w:t xml:space="preserve"> means the number of affected end items on contracts of the contracting office accepting the VECP.</w:t>
+      </w:r>
+    </w:p>
+    <w:p xmlns:tce="http://www.TCE.com">
+      <w:pPr>
+        <w:pStyle w:val="BodyText"/>
+      </w:pPr>
+      <w:r>
+        <w:t/>
+      </w:r>
+      <w:r>
+        <w:rPr>
+          <w:i/>
+        </w:rPr>
+        <w:t>Sharing period</w:t>
+      </w:r>
+      <w:r>
+        <w:t xml:space="preserve"> means the period beginning with acceptance of the first unit incorporating the VECP and ending at a calendar date or event determined by the contracting officer for each VECP.</w:t>
+      </w:r>
+    </w:p>
+    <w:p xmlns:tce="http://www.TCE.com">
+      <w:pPr>
+        <w:pStyle w:val="BodyText"/>
+      </w:pPr>
+      <w:r>
+        <w:t/>
+      </w:r>
+      <w:r>
+        <w:rPr>
+          <w:i/>
+        </w:rPr>
+        <w:t>Unit</w:t>
+      </w:r>
+      <w:r>
+        <w:t xml:space="preserve"> means the item or task to which the contracting officer and the contractor agree the VECP applies.</w:t>
+      </w:r>
+    </w:p>
+    <w:p xmlns:tce="http://www.TCE.com">
+      <w:pPr>
+        <w:pStyle w:val="BodyText"/>
+      </w:pPr>
+      <w:r>
+        <w:t/>
+      </w:r>
+      <w:r>
+        <w:rPr>
+          <w:i/>
+        </w:rPr>
+        <w:t>Value engineering proposal</w:t>
+      </w:r>
+      <w:r>
+        <w:t xml:space="preserve"> means, in connection with an A-E contract, a change proposal developed by employees of the Federal Government or contractor value engineering personnel under contract to an agency to provide value engineering services for the contract or program.</w:t>
+      </w:r>
+    </w:p>
     <!--Topic unique_5-->
     <w:p xmlns:tce="http://www.TCE.com">
       <w:pPr>
         <w:pStyle w:val="Heading2"/>
       </w:pPr>
-      <w:bookmarkStart w:id="16" w:name="_Numd19e474"/>
-      <w:bookmarkStart w:id="17" w:name="_Refd19e474"/>
-      <w:bookmarkStart w:id="18" w:name="_Tocd19e474"/>
+      <w:bookmarkStart w:id="16" w:name="_Numd19e479"/>
+      <w:bookmarkStart w:id="17" w:name="_Refd19e479"/>
+      <w:bookmarkStart w:id="18" w:name="_Tocd19e479"/>
       <w:r>
         <w:t/>
       </w:r>
@@ -1235,9 +1207,9 @@
       <w:pPr>
         <w:pStyle w:val="Heading3"/>
       </w:pPr>
-      <w:bookmarkStart w:id="19" w:name="_Numd19e487"/>
-      <w:bookmarkStart w:id="20" w:name="_Refd19e487"/>
-      <w:bookmarkStart w:id="21" w:name="_Tocd19e487"/>
+      <w:bookmarkStart w:id="19" w:name="_Numd19e492"/>
+      <w:bookmarkStart w:id="20" w:name="_Refd19e492"/>
+      <w:bookmarkStart w:id="21" w:name="_Tocd19e492"/>
       <w:r>
         <w:t/>
       </w:r>
@@ -1257,11 +1229,11 @@
         <!--depth 1-->
         <w:numPr>
           <w:ilvl w:val="0"/>
-          <w:numId w:val="108"/>
+          <w:numId w:val="109"/>
         </w:numPr>
       </w:pPr>
-      <w:bookmarkStart w:id="23" w:name="_Tocd19e496"/>
-      <w:bookmarkStart w:id="22" w:name="_Refd19e496"/>
+      <w:bookmarkStart w:id="23" w:name="_Tocd19e501"/>
+      <w:bookmarkStart w:id="22" w:name="_Refd19e501"/>
       <w:r>
         <w:t/>
       </w:r>
@@ -1278,7 +1250,7 @@
         <!--depth 1-->
         <w:numPr>
           <w:ilvl w:val="0"/>
-          <w:numId w:val="108"/>
+          <w:numId w:val="109"/>
         </w:numPr>
       </w:pPr>
       <w:r>
@@ -1297,11 +1269,11 @@
         <!--depth 2-->
         <w:numPr>
           <w:ilvl w:val="1"/>
-          <w:numId w:val="109"/>
+          <w:numId w:val="110"/>
         </w:numPr>
       </w:pPr>
-      <w:bookmarkStart w:id="25" w:name="_Tocd19e511"/>
-      <w:bookmarkStart w:id="24" w:name="_Refd19e511"/>
+      <w:bookmarkStart w:id="25" w:name="_Tocd19e516"/>
+      <w:bookmarkStart w:id="24" w:name="_Refd19e516"/>
       <w:r>
         <w:t/>
       </w:r>
@@ -1318,7 +1290,7 @@
         <!--depth 2-->
         <w:numPr>
           <w:ilvl w:val="1"/>
-          <w:numId w:val="109"/>
+          <w:numId w:val="110"/>
         </w:numPr>
       </w:pPr>
       <w:r>
@@ -1340,9 +1312,9 @@
       <w:pPr>
         <w:pStyle w:val="Heading3"/>
       </w:pPr>
-      <w:bookmarkStart w:id="26" w:name="_Numd19e536"/>
-      <w:bookmarkStart w:id="27" w:name="_Refd19e536"/>
-      <w:bookmarkStart w:id="28" w:name="_Tocd19e536"/>
+      <w:bookmarkStart w:id="26" w:name="_Numd19e541"/>
+      <w:bookmarkStart w:id="27" w:name="_Refd19e541"/>
+      <w:bookmarkStart w:id="28" w:name="_Tocd19e541"/>
       <w:r>
         <w:t/>
       </w:r>
@@ -1362,11 +1334,11 @@
         <!--depth 1-->
         <w:numPr>
           <w:ilvl w:val="0"/>
-          <w:numId w:val="110"/>
+          <w:numId w:val="111"/>
         </w:numPr>
       </w:pPr>
-      <w:bookmarkStart w:id="30" w:name="_Tocd19e545"/>
-      <w:bookmarkStart w:id="29" w:name="_Refd19e545"/>
+      <w:bookmarkStart w:id="30" w:name="_Tocd19e550"/>
+      <w:bookmarkStart w:id="29" w:name="_Refd19e550"/>
       <w:r>
         <w:t/>
       </w:r>
@@ -1397,7 +1369,7 @@
         <w:rPr>
           <w:color w:val="0000FF"/>
         </w:rPr>
-        <w:instrText xml:space="preserve"> REF _Numd19e1344 \h </w:instrText>
+        <w:instrText xml:space="preserve"> REF _Numd19e1349 \h </w:instrText>
       </w:r>
       <w:r>
         <w:fldChar w:fldCharType="separate"/>
@@ -1430,7 +1402,7 @@
         <w:rPr>
           <w:color w:val="0000FF"/>
         </w:rPr>
-        <w:instrText xml:space="preserve"> REF _Numd19e1596 \h </w:instrText>
+        <w:instrText xml:space="preserve"> REF _Numd19e1601 \h </w:instrText>
       </w:r>
       <w:r>
         <w:fldChar w:fldCharType="separate"/>
@@ -1460,116 +1432,17 @@
         <!--depth 1-->
         <w:numPr>
           <w:ilvl w:val="0"/>
-          <w:numId w:val="110"/>
-        </w:numPr>
-      </w:pPr>
-      <w:r>
-        <w:t/>
-      </w:r>
-      <w:r>
-        <w:t>(b)</w:t>
-      </w:r>
-      <w:r>
-        <w:t xml:space="preserve"> Agencies shall-</w:t>
-      </w:r>
-    </w:p>
-    <w:p xmlns:tce="http://www.TCE.com">
-      <w:pPr>
-        <w:pStyle w:val="ListNumber2"/>
-        <!--depth 2-->
-        <w:numPr>
-          <w:ilvl w:val="1"/>
           <w:numId w:val="111"/>
         </w:numPr>
       </w:pPr>
-      <w:bookmarkStart w:id="32" w:name="_Tocd19e572"/>
-      <w:bookmarkStart w:id="31" w:name="_Refd19e572"/>
-      <w:r>
-        <w:t/>
-      </w:r>
-      <w:r>
-        <w:t>(1)</w:t>
-      </w:r>
-      <w:r>
-        <w:t xml:space="preserve"> Establish guidelines for processing VECP’s,</w:t>
-      </w:r>
-    </w:p>
-    <w:p xmlns:tce="http://www.TCE.com">
-      <w:pPr>
-        <w:pStyle w:val="ListNumber2"/>
-        <!--depth 2-->
-        <w:numPr>
-          <w:ilvl w:val="1"/>
-          <w:numId w:val="111"/>
-        </w:numPr>
-      </w:pPr>
-      <w:r>
-        <w:t/>
-      </w:r>
-      <w:r>
-        <w:t>(2)</w:t>
-      </w:r>
-      <w:r>
-        <w:t xml:space="preserve"> Process VECP’s objectively and expeditiously, and</w:t>
-      </w:r>
-    </w:p>
-    <w:p xmlns:tce="http://www.TCE.com">
-      <w:pPr>
-        <w:pStyle w:val="ListNumber2"/>
-        <!--depth 2-->
-        <w:numPr>
-          <w:ilvl w:val="1"/>
-          <w:numId w:val="111"/>
-        </w:numPr>
-      </w:pPr>
-      <w:r>
-        <w:t/>
-      </w:r>
-      <w:r>
-        <w:t>(3)</w:t>
-      </w:r>
-      <w:r>
-        <w:t xml:space="preserve"> Provide contractors a fair share of the savings on accepted VECP’s.</w:t>
-      </w:r>
-      <w:bookmarkEnd w:id="31"/>
-      <w:bookmarkEnd w:id="32"/>
-    </w:p>
-    <w:p xmlns:tce="http://www.TCE.com">
-      <w:pPr>
-        <w:pStyle w:val="ListNumber"/>
-        <!--depth 1-->
-        <w:numPr>
-          <w:ilvl w:val="0"/>
-          <w:numId w:val="110"/>
-        </w:numPr>
-      </w:pPr>
-      <w:r>
-        <w:t/>
-      </w:r>
-      <w:r>
-        <w:t>(c)</w:t>
-      </w:r>
-      <w:r>
-        <w:t xml:space="preserve"> Agencies shall consider requiring incorporation of value engineering clauses in appropriate subcontracts.</w:t>
-      </w:r>
-    </w:p>
-    <w:p xmlns:tce="http://www.TCE.com">
-      <w:pPr>
-        <w:pStyle w:val="ListNumber"/>
-        <!--depth 1-->
-        <w:numPr>
-          <w:ilvl w:val="0"/>
-          <w:numId w:val="110"/>
-        </w:numPr>
-      </w:pPr>
-      <w:r>
-        <w:t/>
-      </w:r>
-      <w:r>
-        <w:t>(d)</w:t>
-      </w:r>
-      <w:r>
-        <w:t/>
+      <w:r>
+        <w:t/>
+      </w:r>
+      <w:r>
+        <w:t>(b)</w:t>
+      </w:r>
+      <w:r>
+        <w:t xml:space="preserve"> Agencies shall-</w:t>
       </w:r>
     </w:p>
     <w:p xmlns:tce="http://www.TCE.com">
@@ -1581,8 +1454,8 @@
           <w:numId w:val="112"/>
         </w:numPr>
       </w:pPr>
-      <w:bookmarkStart w:id="34" w:name="_Tocd19e609"/>
-      <w:bookmarkStart w:id="33" w:name="_Refd19e609"/>
+      <w:bookmarkStart w:id="32" w:name="_Tocd19e577"/>
+      <w:bookmarkStart w:id="31" w:name="_Refd19e577"/>
       <w:r>
         <w:t/>
       </w:r>
@@ -1590,25 +1463,7 @@
         <w:t>(1)</w:t>
       </w:r>
       <w:r>
-        <w:t xml:space="preserve"> Agencies other than the Department of Defense shall use the value engineering program requirement clause (</w:t>
-      </w:r>
-      <w:r>
-        <w:rPr>
-          <w:u w:val="single"/>
-        </w:rPr>
-        <w:t>52.248-1</w:t>
-      </w:r>
-      <w:r>
-        <w:t xml:space="preserve">, Alternates I or II) in initial production contracts for major system programs (see definition of major system in </w:t>
-      </w:r>
-      <w:r>
-        <w:rPr>
-          <w:u w:val="single"/>
-        </w:rPr>
-        <w:t>34.001</w:t>
-      </w:r>
-      <w:r>
-        <w:t>) and for contracts for major systems research and development except where the contracting officer determines and documents the file to reflect that such use is not appropriate.</w:t>
+        <w:t xml:space="preserve"> Establish guidelines for processing VECP’s,</w:t>
       </w:r>
     </w:p>
     <w:p xmlns:tce="http://www.TCE.com">
@@ -1627,6 +1482,123 @@
         <w:t>(2)</w:t>
       </w:r>
       <w:r>
+        <w:t xml:space="preserve"> Process VECP’s objectively and expeditiously, and</w:t>
+      </w:r>
+    </w:p>
+    <w:p xmlns:tce="http://www.TCE.com">
+      <w:pPr>
+        <w:pStyle w:val="ListNumber2"/>
+        <!--depth 2-->
+        <w:numPr>
+          <w:ilvl w:val="1"/>
+          <w:numId w:val="112"/>
+        </w:numPr>
+      </w:pPr>
+      <w:r>
+        <w:t/>
+      </w:r>
+      <w:r>
+        <w:t>(3)</w:t>
+      </w:r>
+      <w:r>
+        <w:t xml:space="preserve"> Provide contractors a fair share of the savings on accepted VECP’s.</w:t>
+      </w:r>
+      <w:bookmarkEnd w:id="31"/>
+      <w:bookmarkEnd w:id="32"/>
+    </w:p>
+    <w:p xmlns:tce="http://www.TCE.com">
+      <w:pPr>
+        <w:pStyle w:val="ListNumber"/>
+        <!--depth 1-->
+        <w:numPr>
+          <w:ilvl w:val="0"/>
+          <w:numId w:val="111"/>
+        </w:numPr>
+      </w:pPr>
+      <w:r>
+        <w:t/>
+      </w:r>
+      <w:r>
+        <w:t>(c)</w:t>
+      </w:r>
+      <w:r>
+        <w:t xml:space="preserve"> Agencies shall consider requiring incorporation of value engineering clauses in appropriate subcontracts.</w:t>
+      </w:r>
+    </w:p>
+    <w:p xmlns:tce="http://www.TCE.com">
+      <w:pPr>
+        <w:pStyle w:val="ListNumber"/>
+        <!--depth 1-->
+        <w:numPr>
+          <w:ilvl w:val="0"/>
+          <w:numId w:val="111"/>
+        </w:numPr>
+      </w:pPr>
+      <w:r>
+        <w:t/>
+      </w:r>
+      <w:r>
+        <w:t>(d)</w:t>
+      </w:r>
+      <w:r>
+        <w:t/>
+      </w:r>
+    </w:p>
+    <w:p xmlns:tce="http://www.TCE.com">
+      <w:pPr>
+        <w:pStyle w:val="ListNumber2"/>
+        <!--depth 2-->
+        <w:numPr>
+          <w:ilvl w:val="1"/>
+          <w:numId w:val="113"/>
+        </w:numPr>
+      </w:pPr>
+      <w:bookmarkStart w:id="34" w:name="_Tocd19e614"/>
+      <w:bookmarkStart w:id="33" w:name="_Refd19e614"/>
+      <w:r>
+        <w:t/>
+      </w:r>
+      <w:r>
+        <w:t>(1)</w:t>
+      </w:r>
+      <w:r>
+        <w:t xml:space="preserve"> Agencies other than the Department of Defense shall use the value engineering program requirement clause (</w:t>
+      </w:r>
+      <w:r>
+        <w:rPr>
+          <w:u w:val="single"/>
+        </w:rPr>
+        <w:t>52.248-1</w:t>
+      </w:r>
+      <w:r>
+        <w:t xml:space="preserve">, Alternates I or II) in initial production contracts for major system programs (see definition of major system in </w:t>
+      </w:r>
+      <w:r>
+        <w:rPr>
+          <w:u w:val="single"/>
+        </w:rPr>
+        <w:t>34.001</w:t>
+      </w:r>
+      <w:r>
+        <w:t>) and for contracts for major systems research and development except where the contracting officer determines and documents the file to reflect that such use is not appropriate.</w:t>
+      </w:r>
+    </w:p>
+    <w:p xmlns:tce="http://www.TCE.com">
+      <w:pPr>
+        <w:pStyle w:val="ListNumber2"/>
+        <!--depth 2-->
+        <w:numPr>
+          <w:ilvl w:val="1"/>
+          <w:numId w:val="113"/>
+        </w:numPr>
+      </w:pPr>
+      <w:r>
+        <w:t/>
+      </w:r>
+      <w:r>
+        <w:t>(2)</w:t>
+      </w:r>
+      <w:r>
         <w:t xml:space="preserve"> In Department of Defense contracts, the VE program requirement clause (</w:t>
       </w:r>
       <w:r>
@@ -1645,11 +1617,11 @@
         <!--depth 3-->
         <w:numPr>
           <w:ilvl w:val="2"/>
-          <w:numId w:val="113"/>
+          <w:numId w:val="114"/>
         </w:numPr>
       </w:pPr>
-      <w:bookmarkStart w:id="36" w:name="_Tocd19e636"/>
-      <w:bookmarkStart w:id="35" w:name="_Refd19e636"/>
+      <w:bookmarkStart w:id="36" w:name="_Tocd19e641"/>
+      <w:bookmarkStart w:id="35" w:name="_Refd19e641"/>
       <w:r>
         <w:t/>
       </w:r>
@@ -1666,7 +1638,7 @@
         <!--depth 3-->
         <w:numPr>
           <w:ilvl w:val="2"/>
-          <w:numId w:val="113"/>
+          <w:numId w:val="114"/>
         </w:numPr>
       </w:pPr>
       <w:r>
@@ -1689,7 +1661,7 @@
         <!--depth 1-->
         <w:numPr>
           <w:ilvl w:val="0"/>
-          <w:numId w:val="110"/>
+          <w:numId w:val="111"/>
         </w:numPr>
       </w:pPr>
       <w:r>
@@ -1739,7 +1711,7 @@
         <!--depth 1-->
         <w:numPr>
           <w:ilvl w:val="0"/>
-          <w:numId w:val="110"/>
+          <w:numId w:val="111"/>
         </w:numPr>
       </w:pPr>
       <w:r>
@@ -1758,7 +1730,7 @@
         <!--depth 1-->
         <w:numPr>
           <w:ilvl w:val="0"/>
-          <w:numId w:val="110"/>
+          <w:numId w:val="111"/>
         </w:numPr>
       </w:pPr>
       <w:r>
@@ -1780,7 +1752,7 @@
         <w:rPr>
           <w:color w:val="0000FF"/>
         </w:rPr>
-        <w:instrText xml:space="preserve"> REF _Numd19e867 \h </w:instrText>
+        <w:instrText xml:space="preserve"> REF _Numd19e872 \h </w:instrText>
       </w:r>
       <w:r>
         <w:fldChar w:fldCharType="separate"/>
@@ -1813,7 +1785,7 @@
         <w:rPr>
           <w:color w:val="0000FF"/>
         </w:rPr>
-        <w:instrText xml:space="preserve"> REF _Numd19e933 \h </w:instrText>
+        <w:instrText xml:space="preserve"> REF _Numd19e938 \h </w:instrText>
       </w:r>
       <w:r>
         <w:fldChar w:fldCharType="separate"/>
@@ -1843,11 +1815,11 @@
         <!--depth 2-->
         <w:numPr>
           <w:ilvl w:val="1"/>
-          <w:numId w:val="114"/>
+          <w:numId w:val="115"/>
         </w:numPr>
       </w:pPr>
-      <w:bookmarkStart w:id="38" w:name="_Tocd19e695"/>
-      <w:bookmarkStart w:id="37" w:name="_Refd19e695"/>
+      <w:bookmarkStart w:id="38" w:name="_Tocd19e700"/>
+      <w:bookmarkStart w:id="37" w:name="_Refd19e700"/>
       <w:r>
         <w:t/>
       </w:r>
@@ -1864,7 +1836,7 @@
         <!--depth 2-->
         <w:numPr>
           <w:ilvl w:val="1"/>
-          <w:numId w:val="114"/>
+          <w:numId w:val="115"/>
         </w:numPr>
       </w:pPr>
       <w:r>
@@ -1883,7 +1855,7 @@
         <!--depth 2-->
         <w:numPr>
           <w:ilvl w:val="1"/>
-          <w:numId w:val="114"/>
+          <w:numId w:val="115"/>
         </w:numPr>
       </w:pPr>
       <w:r>
@@ -1911,7 +1883,7 @@
         <!--depth 2-->
         <w:numPr>
           <w:ilvl w:val="1"/>
-          <w:numId w:val="114"/>
+          <w:numId w:val="115"/>
         </w:numPr>
       </w:pPr>
       <w:r>
@@ -1930,7 +1902,7 @@
         <!--depth 2-->
         <w:numPr>
           <w:ilvl w:val="1"/>
-          <w:numId w:val="114"/>
+          <w:numId w:val="115"/>
         </w:numPr>
       </w:pPr>
       <w:r>
@@ -1949,7 +1921,7 @@
         <!--depth 2-->
         <w:numPr>
           <w:ilvl w:val="1"/>
-          <w:numId w:val="114"/>
+          <w:numId w:val="115"/>
         </w:numPr>
       </w:pPr>
       <w:r>
@@ -1968,7 +1940,7 @@
         <!--depth 2-->
         <w:numPr>
           <w:ilvl w:val="1"/>
-          <w:numId w:val="114"/>
+          <w:numId w:val="115"/>
         </w:numPr>
       </w:pPr>
       <w:r>
@@ -1989,7 +1961,7 @@
         <!--depth 1-->
         <w:numPr>
           <w:ilvl w:val="0"/>
-          <w:numId w:val="110"/>
+          <w:numId w:val="111"/>
         </w:numPr>
       </w:pPr>
       <w:r>
@@ -2011,7 +1983,7 @@
         <w:rPr>
           <w:color w:val="0000FF"/>
         </w:rPr>
-        <w:instrText xml:space="preserve"> REF _Numd19e487 \h </w:instrText>
+        <w:instrText xml:space="preserve"> REF _Numd19e492 \h </w:instrText>
       </w:r>
       <w:r>
         <w:fldChar w:fldCharType="separate"/>
@@ -2041,7 +2013,7 @@
         <!--depth 1-->
         <w:numPr>
           <w:ilvl w:val="0"/>
-          <w:numId w:val="110"/>
+          <w:numId w:val="111"/>
         </w:numPr>
       </w:pPr>
       <w:r>
@@ -2061,9 +2033,9 @@
       <w:pPr>
         <w:pStyle w:val="Heading3"/>
       </w:pPr>
-      <w:bookmarkStart w:id="39" w:name="_Numd19e776"/>
-      <w:bookmarkStart w:id="40" w:name="_Refd19e776"/>
-      <w:bookmarkStart w:id="41" w:name="_Tocd19e776"/>
+      <w:bookmarkStart w:id="39" w:name="_Numd19e781"/>
+      <w:bookmarkStart w:id="40" w:name="_Refd19e781"/>
+      <w:bookmarkStart w:id="41" w:name="_Tocd19e781"/>
       <w:r>
         <w:t/>
       </w:r>
@@ -2083,11 +2055,11 @@
         <!--depth 1-->
         <w:numPr>
           <w:ilvl w:val="0"/>
-          <w:numId w:val="115"/>
+          <w:numId w:val="116"/>
         </w:numPr>
       </w:pPr>
-      <w:bookmarkStart w:id="43" w:name="_Tocd19e785"/>
-      <w:bookmarkStart w:id="42" w:name="_Refd19e785"/>
+      <w:bookmarkStart w:id="43" w:name="_Tocd19e790"/>
+      <w:bookmarkStart w:id="42" w:name="_Refd19e790"/>
       <w:r>
         <w:t/>
       </w:r>
@@ -2107,7 +2079,7 @@
         <w:rPr>
           <w:color w:val="0000FF"/>
         </w:rPr>
-        <w:instrText xml:space="preserve"> REF _Numd19e1331 \h </w:instrText>
+        <w:instrText xml:space="preserve"> REF _Numd19e1336 \h </w:instrText>
       </w:r>
       <w:r>
         <w:fldChar w:fldCharType="separate"/>
@@ -2137,7 +2109,7 @@
         <!--depth 1-->
         <w:numPr>
           <w:ilvl w:val="0"/>
-          <w:numId w:val="115"/>
+          <w:numId w:val="116"/>
         </w:numPr>
       </w:pPr>
       <w:r>
@@ -2156,7 +2128,7 @@
         <!--depth 1-->
         <w:numPr>
           <w:ilvl w:val="0"/>
-          <w:numId w:val="115"/>
+          <w:numId w:val="116"/>
         </w:numPr>
       </w:pPr>
       <w:r>
@@ -2175,11 +2147,11 @@
         <!--depth 2-->
         <w:numPr>
           <w:ilvl w:val="1"/>
-          <w:numId w:val="116"/>
+          <w:numId w:val="117"/>
         </w:numPr>
       </w:pPr>
-      <w:bookmarkStart w:id="45" w:name="_Tocd19e811"/>
-      <w:bookmarkStart w:id="44" w:name="_Refd19e811"/>
+      <w:bookmarkStart w:id="45" w:name="_Tocd19e816"/>
+      <w:bookmarkStart w:id="44" w:name="_Refd19e816"/>
       <w:r>
         <w:t/>
       </w:r>
@@ -2196,7 +2168,7 @@
         <!--depth 2-->
         <w:numPr>
           <w:ilvl w:val="1"/>
-          <w:numId w:val="116"/>
+          <w:numId w:val="117"/>
         </w:numPr>
       </w:pPr>
       <w:r>
@@ -2215,7 +2187,7 @@
         <!--depth 2-->
         <w:numPr>
           <w:ilvl w:val="1"/>
-          <w:numId w:val="116"/>
+          <w:numId w:val="117"/>
         </w:numPr>
       </w:pPr>
       <w:r>
@@ -2243,7 +2215,7 @@
         <!--depth 2-->
         <w:numPr>
           <w:ilvl w:val="1"/>
-          <w:numId w:val="116"/>
+          <w:numId w:val="117"/>
         </w:numPr>
       </w:pPr>
       <w:r>
@@ -2265,9 +2237,9 @@
       <w:pPr>
         <w:pStyle w:val="Heading3"/>
       </w:pPr>
-      <w:bookmarkStart w:id="46" w:name="_Numd19e854"/>
-      <w:bookmarkStart w:id="47" w:name="_Refd19e854"/>
-      <w:bookmarkStart w:id="48" w:name="_Tocd19e854"/>
+      <w:bookmarkStart w:id="46" w:name="_Numd19e859"/>
+      <w:bookmarkStart w:id="47" w:name="_Refd19e859"/>
+      <w:bookmarkStart w:id="48" w:name="_Tocd19e859"/>
       <w:r>
         <w:t/>
       </w:r>
@@ -2286,9 +2258,9 @@
       <w:pPr>
         <w:pStyle w:val="Heading4"/>
       </w:pPr>
-      <w:bookmarkStart w:id="49" w:name="_Numd19e867"/>
-      <w:bookmarkStart w:id="50" w:name="_Refd19e867"/>
-      <w:bookmarkStart w:id="51" w:name="_Tocd19e867"/>
+      <w:bookmarkStart w:id="49" w:name="_Numd19e872"/>
+      <w:bookmarkStart w:id="50" w:name="_Refd19e872"/>
+      <w:bookmarkStart w:id="51" w:name="_Tocd19e872"/>
       <w:r>
         <w:t/>
       </w:r>
@@ -2308,11 +2280,11 @@
         <!--depth 1-->
         <w:numPr>
           <w:ilvl w:val="0"/>
-          <w:numId w:val="117"/>
+          <w:numId w:val="118"/>
         </w:numPr>
       </w:pPr>
-      <w:bookmarkStart w:id="53" w:name="_Tocd19e876"/>
-      <w:bookmarkStart w:id="52" w:name="_Refd19e876"/>
+      <w:bookmarkStart w:id="53" w:name="_Tocd19e881"/>
+      <w:bookmarkStart w:id="52" w:name="_Refd19e881"/>
       <w:r>
         <w:t/>
       </w:r>
@@ -2329,7 +2301,7 @@
         <!--depth 1-->
         <w:numPr>
           <w:ilvl w:val="0"/>
-          <w:numId w:val="117"/>
+          <w:numId w:val="118"/>
         </w:numPr>
       </w:pPr>
       <w:r>
@@ -2348,11 +2320,11 @@
         <!--depth 2-->
         <w:numPr>
           <w:ilvl w:val="1"/>
-          <w:numId w:val="118"/>
+          <w:numId w:val="119"/>
         </w:numPr>
       </w:pPr>
-      <w:bookmarkStart w:id="55" w:name="_Tocd19e891"/>
-      <w:bookmarkStart w:id="54" w:name="_Refd19e891"/>
+      <w:bookmarkStart w:id="55" w:name="_Tocd19e896"/>
+      <w:bookmarkStart w:id="54" w:name="_Refd19e896"/>
       <w:r>
         <w:t/>
       </w:r>
@@ -2369,7 +2341,7 @@
         <!--depth 2-->
         <w:numPr>
           <w:ilvl w:val="1"/>
-          <w:numId w:val="118"/>
+          <w:numId w:val="119"/>
         </w:numPr>
       </w:pPr>
       <w:r>
@@ -2390,7 +2362,7 @@
         <!--depth 1-->
         <w:numPr>
           <w:ilvl w:val="0"/>
-          <w:numId w:val="117"/>
+          <w:numId w:val="118"/>
         </w:numPr>
       </w:pPr>
       <w:r>
@@ -2409,7 +2381,7 @@
         <!--depth 1-->
         <w:numPr>
           <w:ilvl w:val="0"/>
-          <w:numId w:val="117"/>
+          <w:numId w:val="118"/>
         </w:numPr>
       </w:pPr>
       <w:r>
@@ -2438,9 +2410,9 @@
       <w:pPr>
         <w:pStyle w:val="Heading4"/>
       </w:pPr>
-      <w:bookmarkStart w:id="56" w:name="_Numd19e933"/>
-      <w:bookmarkStart w:id="57" w:name="_Refd19e933"/>
-      <w:bookmarkStart w:id="58" w:name="_Tocd19e933"/>
+      <w:bookmarkStart w:id="56" w:name="_Numd19e938"/>
+      <w:bookmarkStart w:id="57" w:name="_Refd19e938"/>
+      <w:bookmarkStart w:id="58" w:name="_Tocd19e938"/>
       <w:r>
         <w:t/>
       </w:r>
@@ -2460,11 +2432,11 @@
         <!--depth 1-->
         <w:numPr>
           <w:ilvl w:val="0"/>
-          <w:numId w:val="119"/>
+          <w:numId w:val="120"/>
         </w:numPr>
       </w:pPr>
-      <w:bookmarkStart w:id="60" w:name="_Tocd19e942"/>
-      <w:bookmarkStart w:id="59" w:name="_Refd19e942"/>
+      <w:bookmarkStart w:id="60" w:name="_Tocd19e947"/>
+      <w:bookmarkStart w:id="59" w:name="_Refd19e947"/>
       <w:r>
         <w:t/>
       </w:r>
@@ -2481,11 +2453,11 @@
         <!--depth 2-->
         <w:numPr>
           <w:ilvl w:val="1"/>
-          <w:numId w:val="120"/>
+          <w:numId w:val="121"/>
         </w:numPr>
       </w:pPr>
-      <w:bookmarkStart w:id="62" w:name="_Tocd19e950"/>
-      <w:bookmarkStart w:id="61" w:name="_Refd19e950"/>
+      <w:bookmarkStart w:id="62" w:name="_Tocd19e955"/>
+      <w:bookmarkStart w:id="61" w:name="_Refd19e955"/>
       <w:r>
         <w:t/>
       </w:r>
@@ -2829,7 +2801,7 @@
               <w:rPr>
                 <w:color w:val="0000FF"/>
               </w:rPr>
-              <w:instrText xml:space="preserve"> REF _Numd19e536 \h </w:instrText>
+              <w:instrText xml:space="preserve"> REF _Numd19e541 \h </w:instrText>
             </w:r>
             <w:r>
               <w:fldChar w:fldCharType="separate"/>
@@ -2898,7 +2870,7 @@
               <w:rPr>
                 <w:color w:val="0000FF"/>
               </w:rPr>
-              <w:instrText xml:space="preserve"> REF _Numd19e536 \h </w:instrText>
+              <w:instrText xml:space="preserve"> REF _Numd19e541 \h </w:instrText>
             </w:r>
             <w:r>
               <w:fldChar w:fldCharType="separate"/>
@@ -2931,135 +2903,17 @@
         <!--depth 2-->
         <w:numPr>
           <w:ilvl w:val="1"/>
-          <w:numId w:val="120"/>
-        </w:numPr>
-      </w:pPr>
-      <w:r>
-        <w:t/>
-      </w:r>
-      <w:r>
-        <w:t>(2)</w:t>
-      </w:r>
-      <w:r>
-        <w:t xml:space="preserve"> Acquisition savings may be realized on the instant contract, concurrent contracts, and future contracts. The contractor is entitled to a percentage share (see paragraph (a)(1)) of any net acquisition savings. Net acquisition savings result when the total of acquisition savings becomes greater than the total of Government costs and any negative instant contract savings. This may occur on the instant contract or it may not occur until reductions have been negotiated on concurrent contracts or until future contract savings are calculated, either through lump-sum payment or as each future contract is awarded.</w:t>
-      </w:r>
-    </w:p>
-    <w:p xmlns:tce="http://www.TCE.com">
-      <w:pPr>
-        <w:pStyle w:val="ListNumber3"/>
-        <!--depth 3-->
-        <w:numPr>
-          <w:ilvl w:val="2"/>
           <w:numId w:val="121"/>
         </w:numPr>
       </w:pPr>
-      <w:bookmarkStart w:id="64" w:name="_Tocd19e1138"/>
-      <w:bookmarkStart w:id="63" w:name="_Refd19e1138"/>
-      <w:r>
-        <w:t/>
-      </w:r>
-      <w:r>
-        <w:t>(i)</w:t>
-      </w:r>
-      <w:r>
-        <w:t xml:space="preserve"> When the instant contract is not an incentive contract, the contractor’s share of net acquisition savings is calculated and paid each time such savings are realized. This may occur once, several times, or, in rare cases, not at all.</w:t>
-      </w:r>
-    </w:p>
-    <w:p xmlns:tce="http://www.TCE.com">
-      <w:pPr>
-        <w:pStyle w:val="ListNumber3"/>
-        <!--depth 3-->
-        <w:numPr>
-          <w:ilvl w:val="2"/>
-          <w:numId w:val="121"/>
-        </w:numPr>
-      </w:pPr>
-      <w:r>
-        <w:t/>
-      </w:r>
-      <w:r>
-        <w:t>(ii)</w:t>
-      </w:r>
-      <w:r>
-        <w:t xml:space="preserve"> When the instant contract is an incentive contract, the contractor shares in instant contract savings through the contract’s incentive structure. In calculating acquisition savings under incentive contracts, the contracting officer shall add any negative instant contract savings to the target cost or to the target price and ceiling price and then offset these negative instant contract savings and any Government costs against concurrent and future contract savings.</w:t>
-      </w:r>
-      <w:bookmarkEnd w:id="63"/>
-      <w:bookmarkEnd w:id="64"/>
-    </w:p>
-    <w:p xmlns:tce="http://www.TCE.com">
-      <w:pPr>
-        <w:pStyle w:val="ListNumber2"/>
-        <!--depth 2-->
-        <w:numPr>
-          <w:ilvl w:val="1"/>
-          <w:numId w:val="120"/>
-        </w:numPr>
-      </w:pPr>
-      <w:r>
-        <w:t/>
-      </w:r>
-      <w:r>
-        <w:t>(3)</w:t>
-      </w:r>
-      <w:r>
-        <w:t xml:space="preserve"> The contractor shares in the savings on all affected units scheduled for delivery during the sharing period. The contractor is responsible for maintaining, for 3 years after final payment on the contract under which the VECP was accepted, records adequate to identify the first delivered unit incorporating the applicable VECP.</w:t>
-      </w:r>
-    </w:p>
-    <w:p xmlns:tce="http://www.TCE.com">
-      <w:pPr>
-        <w:pStyle w:val="ListNumber2"/>
-        <!--depth 2-->
-        <w:numPr>
-          <w:ilvl w:val="1"/>
-          <w:numId w:val="120"/>
-        </w:numPr>
-      </w:pPr>
-      <w:r>
-        <w:t/>
-      </w:r>
-      <w:r>
-        <w:t>(4)</w:t>
-      </w:r>
-      <w:r>
-        <w:t xml:space="preserve"> Contractor shares of savings are paid through the contract under which the VECP was accepted. On incentive contracts, the contractor’s share of concurrent and future contract savings and of collateral savings shall be paid as a separate firm-fixed-price line item on the instant contract.</w:t>
-      </w:r>
-    </w:p>
-    <w:p xmlns:tce="http://www.TCE.com">
-      <w:pPr>
-        <w:pStyle w:val="ListNumber2"/>
-        <!--depth 2-->
-        <w:numPr>
-          <w:ilvl w:val="1"/>
-          <w:numId w:val="120"/>
-        </w:numPr>
-      </w:pPr>
-      <w:r>
-        <w:t/>
-      </w:r>
-      <w:r>
-        <w:t>(5)</w:t>
-      </w:r>
-      <w:r>
-        <w:t xml:space="preserve"> Within 3 months after concurrent contracts have been modified to reflect price reductions attributable to use of the VECP, the contracting officer shall modify the instant contract to provide the contractor’s share of savings.</w:t>
-      </w:r>
-    </w:p>
-    <w:p xmlns:tce="http://www.TCE.com">
-      <w:pPr>
-        <w:pStyle w:val="ListNumber2"/>
-        <!--depth 2-->
-        <w:numPr>
-          <w:ilvl w:val="1"/>
-          <w:numId w:val="120"/>
-        </w:numPr>
-      </w:pPr>
-      <w:r>
-        <w:t/>
-      </w:r>
-      <w:r>
-        <w:t>(6)</w:t>
-      </w:r>
-      <w:r>
-        <w:t xml:space="preserve"> The contractor’s share of future contract savings may be paid as subsequent contracts are awarded or in a lump-sum payment at the time the VECP is accepted. The lump-sum method may be used only if the contracting officer has established that this is the best way to proceed and the contractor agrees. The contracting officer ordinarily shall make calculations as future contracts are awarded and, within 3 months after award, modify the instant contract to provide the contractor’s share of the savings. For future contract savings calculated under the optional lump-sum method, the sharing base is an estimate of the number of items that the contracting officer will purchase for delivery during the sharing period. In deciding whether or not to use the more convenient lump-sum method for an individual VECP, the contracting officer shall consider-</w:t>
+      <w:r>
+        <w:t/>
+      </w:r>
+      <w:r>
+        <w:t>(2)</w:t>
+      </w:r>
+      <w:r>
+        <w:t xml:space="preserve"> Acquisition savings may be realized on the instant contract, concurrent contracts, and future contracts. The contractor is entitled to a percentage share (see paragraph (a)(1)) of any net acquisition savings. Net acquisition savings result when the total of acquisition savings becomes greater than the total of Government costs and any negative instant contract savings. This may occur on the instant contract or it may not occur until reductions have been negotiated on concurrent contracts or until future contract savings are calculated, either through lump-sum payment or as each future contract is awarded.</w:t>
       </w:r>
     </w:p>
     <w:p xmlns:tce="http://www.TCE.com">
@@ -3071,8 +2925,8 @@
           <w:numId w:val="122"/>
         </w:numPr>
       </w:pPr>
-      <w:bookmarkStart w:id="66" w:name="_Tocd19e1183"/>
-      <w:bookmarkStart w:id="65" w:name="_Refd19e1183"/>
+      <w:bookmarkStart w:id="64" w:name="_Tocd19e1143"/>
+      <w:bookmarkStart w:id="63" w:name="_Refd19e1143"/>
       <w:r>
         <w:t/>
       </w:r>
@@ -3080,7 +2934,7 @@
         <w:t>(i)</w:t>
       </w:r>
       <w:r>
-        <w:t xml:space="preserve"> The accuracy with which the number of items to be delivered during the sharing period can be estimated and the probability of actual production of the projected quantity;</w:t>
+        <w:t xml:space="preserve"> When the instant contract is not an incentive contract, the contractor’s share of net acquisition savings is calculated and paid each time such savings are realized. This may occur once, several times, or, in rare cases, not at all.</w:t>
       </w:r>
     </w:p>
     <w:p xmlns:tce="http://www.TCE.com">
@@ -3099,7 +2953,85 @@
         <w:t>(ii)</w:t>
       </w:r>
       <w:r>
-        <w:t xml:space="preserve"> The availability of funds for a lump-sum payment; and</w:t>
+        <w:t xml:space="preserve"> When the instant contract is an incentive contract, the contractor shares in instant contract savings through the contract’s incentive structure. In calculating acquisition savings under incentive contracts, the contracting officer shall add any negative instant contract savings to the target cost or to the target price and ceiling price and then offset these negative instant contract savings and any Government costs against concurrent and future contract savings.</w:t>
+      </w:r>
+      <w:bookmarkEnd w:id="63"/>
+      <w:bookmarkEnd w:id="64"/>
+    </w:p>
+    <w:p xmlns:tce="http://www.TCE.com">
+      <w:pPr>
+        <w:pStyle w:val="ListNumber2"/>
+        <!--depth 2-->
+        <w:numPr>
+          <w:ilvl w:val="1"/>
+          <w:numId w:val="121"/>
+        </w:numPr>
+      </w:pPr>
+      <w:r>
+        <w:t/>
+      </w:r>
+      <w:r>
+        <w:t>(3)</w:t>
+      </w:r>
+      <w:r>
+        <w:t xml:space="preserve"> The contractor shares in the savings on all affected units scheduled for delivery during the sharing period. The contractor is responsible for maintaining, for 3 years after final payment on the contract under which the VECP was accepted, records adequate to identify the first delivered unit incorporating the applicable VECP.</w:t>
+      </w:r>
+    </w:p>
+    <w:p xmlns:tce="http://www.TCE.com">
+      <w:pPr>
+        <w:pStyle w:val="ListNumber2"/>
+        <!--depth 2-->
+        <w:numPr>
+          <w:ilvl w:val="1"/>
+          <w:numId w:val="121"/>
+        </w:numPr>
+      </w:pPr>
+      <w:r>
+        <w:t/>
+      </w:r>
+      <w:r>
+        <w:t>(4)</w:t>
+      </w:r>
+      <w:r>
+        <w:t xml:space="preserve"> Contractor shares of savings are paid through the contract under which the VECP was accepted. On incentive contracts, the contractor’s share of concurrent and future contract savings and of collateral savings shall be paid as a separate firm-fixed-price line item on the instant contract.</w:t>
+      </w:r>
+    </w:p>
+    <w:p xmlns:tce="http://www.TCE.com">
+      <w:pPr>
+        <w:pStyle w:val="ListNumber2"/>
+        <!--depth 2-->
+        <w:numPr>
+          <w:ilvl w:val="1"/>
+          <w:numId w:val="121"/>
+        </w:numPr>
+      </w:pPr>
+      <w:r>
+        <w:t/>
+      </w:r>
+      <w:r>
+        <w:t>(5)</w:t>
+      </w:r>
+      <w:r>
+        <w:t xml:space="preserve"> Within 3 months after concurrent contracts have been modified to reflect price reductions attributable to use of the VECP, the contracting officer shall modify the instant contract to provide the contractor’s share of savings.</w:t>
+      </w:r>
+    </w:p>
+    <w:p xmlns:tce="http://www.TCE.com">
+      <w:pPr>
+        <w:pStyle w:val="ListNumber2"/>
+        <!--depth 2-->
+        <w:numPr>
+          <w:ilvl w:val="1"/>
+          <w:numId w:val="121"/>
+        </w:numPr>
+      </w:pPr>
+      <w:r>
+        <w:t/>
+      </w:r>
+      <w:r>
+        <w:t>(6)</w:t>
+      </w:r>
+      <w:r>
+        <w:t xml:space="preserve"> The contractor’s share of future contract savings may be paid as subsequent contracts are awarded or in a lump-sum payment at the time the VECP is accepted. The lump-sum method may be used only if the contracting officer has established that this is the best way to proceed and the contractor agrees. The contracting officer ordinarily shall make calculations as future contracts are awarded and, within 3 months after award, modify the instant contract to provide the contractor’s share of the savings. For future contract savings calculated under the optional lump-sum method, the sharing base is an estimate of the number of items that the contracting officer will purchase for delivery during the sharing period. In deciding whether or not to use the more convenient lump-sum method for an individual VECP, the contracting officer shall consider-</w:t>
       </w:r>
     </w:p>
     <w:p xmlns:tce="http://www.TCE.com">
@@ -3108,7 +3040,47 @@
         <!--depth 3-->
         <w:numPr>
           <w:ilvl w:val="2"/>
-          <w:numId w:val="122"/>
+          <w:numId w:val="123"/>
+        </w:numPr>
+      </w:pPr>
+      <w:bookmarkStart w:id="66" w:name="_Tocd19e1188"/>
+      <w:bookmarkStart w:id="65" w:name="_Refd19e1188"/>
+      <w:r>
+        <w:t/>
+      </w:r>
+      <w:r>
+        <w:t>(i)</w:t>
+      </w:r>
+      <w:r>
+        <w:t xml:space="preserve"> The accuracy with which the number of items to be delivered during the sharing period can be estimated and the probability of actual production of the projected quantity;</w:t>
+      </w:r>
+    </w:p>
+    <w:p xmlns:tce="http://www.TCE.com">
+      <w:pPr>
+        <w:pStyle w:val="ListNumber3"/>
+        <!--depth 3-->
+        <w:numPr>
+          <w:ilvl w:val="2"/>
+          <w:numId w:val="123"/>
+        </w:numPr>
+      </w:pPr>
+      <w:r>
+        <w:t/>
+      </w:r>
+      <w:r>
+        <w:t>(ii)</w:t>
+      </w:r>
+      <w:r>
+        <w:t xml:space="preserve"> The availability of funds for a lump-sum payment; and</w:t>
+      </w:r>
+    </w:p>
+    <w:p xmlns:tce="http://www.TCE.com">
+      <w:pPr>
+        <w:pStyle w:val="ListNumber3"/>
+        <!--depth 3-->
+        <w:numPr>
+          <w:ilvl w:val="2"/>
+          <w:numId w:val="123"/>
         </w:numPr>
       </w:pPr>
       <w:r>
@@ -3131,7 +3103,7 @@
         <!--depth 1-->
         <w:numPr>
           <w:ilvl w:val="0"/>
-          <w:numId w:val="119"/>
+          <w:numId w:val="120"/>
         </w:numPr>
       </w:pPr>
       <w:r>
@@ -3160,9 +3132,9 @@
       <w:pPr>
         <w:pStyle w:val="Heading4"/>
       </w:pPr>
-      <w:bookmarkStart w:id="67" w:name="_Numd19e1225"/>
-      <w:bookmarkStart w:id="68" w:name="_Refd19e1225"/>
-      <w:bookmarkStart w:id="69" w:name="_Tocd19e1225"/>
+      <w:bookmarkStart w:id="67" w:name="_Numd19e1230"/>
+      <w:bookmarkStart w:id="68" w:name="_Refd19e1230"/>
+      <w:bookmarkStart w:id="69" w:name="_Tocd19e1230"/>
       <w:r>
         <w:t/>
       </w:r>
@@ -3182,11 +3154,11 @@
         <!--depth 1-->
         <w:numPr>
           <w:ilvl w:val="0"/>
-          <w:numId w:val="123"/>
+          <w:numId w:val="124"/>
         </w:numPr>
       </w:pPr>
-      <w:bookmarkStart w:id="71" w:name="_Tocd19e1234"/>
-      <w:bookmarkStart w:id="70" w:name="_Refd19e1234"/>
+      <w:bookmarkStart w:id="71" w:name="_Tocd19e1239"/>
+      <w:bookmarkStart w:id="70" w:name="_Refd19e1239"/>
       <w:r>
         <w:t/>
       </w:r>
@@ -3206,7 +3178,7 @@
         <w:rPr>
           <w:color w:val="0000FF"/>
         </w:rPr>
-        <w:instrText xml:space="preserve"> REF _Numd19e1344 \h </w:instrText>
+        <w:instrText xml:space="preserve"> REF _Numd19e1349 \h </w:instrText>
       </w:r>
       <w:r>
         <w:fldChar w:fldCharType="separate"/>
@@ -3236,7 +3208,7 @@
         <!--depth 1-->
         <w:numPr>
           <w:ilvl w:val="0"/>
-          <w:numId w:val="123"/>
+          <w:numId w:val="124"/>
         </w:numPr>
       </w:pPr>
       <w:r>
@@ -3255,11 +3227,11 @@
         <!--depth 2-->
         <w:numPr>
           <w:ilvl w:val="1"/>
-          <w:numId w:val="124"/>
+          <w:numId w:val="125"/>
         </w:numPr>
       </w:pPr>
-      <w:bookmarkStart w:id="73" w:name="_Tocd19e1253"/>
-      <w:bookmarkStart w:id="72" w:name="_Refd19e1253"/>
+      <w:bookmarkStart w:id="73" w:name="_Tocd19e1258"/>
+      <w:bookmarkStart w:id="72" w:name="_Refd19e1258"/>
       <w:r>
         <w:t/>
       </w:r>
@@ -3276,7 +3248,7 @@
         <!--depth 2-->
         <w:numPr>
           <w:ilvl w:val="1"/>
-          <w:numId w:val="124"/>
+          <w:numId w:val="125"/>
         </w:numPr>
       </w:pPr>
       <w:r>
@@ -3297,7 +3269,7 @@
         <!--depth 1-->
         <w:numPr>
           <w:ilvl w:val="0"/>
-          <w:numId w:val="123"/>
+          <w:numId w:val="124"/>
         </w:numPr>
       </w:pPr>
       <w:r>
@@ -3316,7 +3288,7 @@
         <!--depth 1-->
         <w:numPr>
           <w:ilvl w:val="0"/>
-          <w:numId w:val="123"/>
+          <w:numId w:val="124"/>
         </w:numPr>
       </w:pPr>
       <w:r>
@@ -3336,9 +3308,9 @@
       <w:pPr>
         <w:pStyle w:val="Heading4"/>
       </w:pPr>
-      <w:bookmarkStart w:id="74" w:name="_Numd19e1292"/>
-      <w:bookmarkStart w:id="75" w:name="_Refd19e1292"/>
-      <w:bookmarkStart w:id="76" w:name="_Tocd19e1292"/>
+      <w:bookmarkStart w:id="74" w:name="_Numd19e1297"/>
+      <w:bookmarkStart w:id="75" w:name="_Refd19e1297"/>
+      <w:bookmarkStart w:id="76" w:name="_Tocd19e1297"/>
       <w:r>
         <w:t/>
       </w:r>
@@ -3365,9 +3337,9 @@
       <w:pPr>
         <w:pStyle w:val="Heading3"/>
       </w:pPr>
-      <w:bookmarkStart w:id="77" w:name="_Numd19e1311"/>
-      <w:bookmarkStart w:id="78" w:name="_Refd19e1311"/>
-      <w:bookmarkStart w:id="79" w:name="_Tocd19e1311"/>
+      <w:bookmarkStart w:id="77" w:name="_Numd19e1316"/>
+      <w:bookmarkStart w:id="78" w:name="_Refd19e1316"/>
+      <w:bookmarkStart w:id="79" w:name="_Tocd19e1316"/>
       <w:r>
         <w:t/>
       </w:r>
@@ -3394,9 +3366,9 @@
       <w:pPr>
         <w:pStyle w:val="Heading2"/>
       </w:pPr>
-      <w:bookmarkStart w:id="80" w:name="_Numd19e1331"/>
-      <w:bookmarkStart w:id="81" w:name="_Refd19e1331"/>
-      <w:bookmarkStart w:id="82" w:name="_Tocd19e1331"/>
+      <w:bookmarkStart w:id="80" w:name="_Numd19e1336"/>
+      <w:bookmarkStart w:id="81" w:name="_Refd19e1336"/>
+      <w:bookmarkStart w:id="82" w:name="_Tocd19e1336"/>
       <w:r>
         <w:t/>
       </w:r>
@@ -3415,9 +3387,9 @@
       <w:pPr>
         <w:pStyle w:val="Heading3"/>
       </w:pPr>
-      <w:bookmarkStart w:id="83" w:name="_Numd19e1344"/>
-      <w:bookmarkStart w:id="84" w:name="_Refd19e1344"/>
-      <w:bookmarkStart w:id="85" w:name="_Tocd19e1344"/>
+      <w:bookmarkStart w:id="83" w:name="_Numd19e1349"/>
+      <w:bookmarkStart w:id="84" w:name="_Refd19e1349"/>
+      <w:bookmarkStart w:id="85" w:name="_Tocd19e1349"/>
       <w:r>
         <w:t/>
       </w:r>
@@ -3437,213 +3409,16 @@
         <!--depth 1-->
         <w:numPr>
           <w:ilvl w:val="0"/>
-          <w:numId w:val="125"/>
-        </w:numPr>
-      </w:pPr>
-      <w:bookmarkStart w:id="87" w:name="_Tocd19e1353"/>
-      <w:bookmarkStart w:id="86" w:name="_Refd19e1353"/>
-      <w:r>
-        <w:t/>
-      </w:r>
-      <w:r>
-        <w:t>(a)</w:t>
-      </w:r>
-      <w:r>
-        <w:t xml:space="preserve"> </w:t>
-      </w:r>
-      <w:r>
-        <w:rPr>
-          <w:i/>
-        </w:rPr>
-        <w:t>General.</w:t>
-      </w:r>
-      <w:r>
-        <w:t xml:space="preserve"> The contracting officer shall insert a value engineering clause in solicitations and contracts when the contract amount is expected to exceed the simplified acquisition threshold, except as specified in paragraphs (a)(1) through (5) and in paragraph (f) of this section. A value engineering clause may be included in contracts of lesser value if the contracting officer sees a potential for significant savings. Unless the chief of the contracting office authorizes its inclusion, the contracting officer shall not include a value engineering clause in solicitations and contracts-</w:t>
-      </w:r>
-    </w:p>
-    <w:p xmlns:tce="http://www.TCE.com">
-      <w:pPr>
-        <w:pStyle w:val="ListNumber2"/>
-        <!--depth 2-->
-        <w:numPr>
-          <w:ilvl w:val="1"/>
           <w:numId w:val="126"/>
         </w:numPr>
       </w:pPr>
-      <w:bookmarkStart w:id="89" w:name="_Tocd19e1364"/>
-      <w:bookmarkStart w:id="88" w:name="_Refd19e1364"/>
-      <w:r>
-        <w:t/>
-      </w:r>
-      <w:r>
-        <w:t>(1)</w:t>
-      </w:r>
-      <w:r>
-        <w:t xml:space="preserve"> For research and development other than full-scale development;</w:t>
-      </w:r>
-    </w:p>
-    <w:p xmlns:tce="http://www.TCE.com">
-      <w:pPr>
-        <w:pStyle w:val="ListNumber2"/>
-        <!--depth 2-->
-        <w:numPr>
-          <w:ilvl w:val="1"/>
-          <w:numId w:val="126"/>
-        </w:numPr>
-      </w:pPr>
-      <w:r>
-        <w:t/>
-      </w:r>
-      <w:r>
-        <w:t>(2)</w:t>
-      </w:r>
-      <w:r>
-        <w:t xml:space="preserve"> For engineering services from not-for-profit or nonprofit organizations;</w:t>
-      </w:r>
-    </w:p>
-    <w:p xmlns:tce="http://www.TCE.com">
-      <w:pPr>
-        <w:pStyle w:val="ListNumber2"/>
-        <!--depth 2-->
-        <w:numPr>
-          <w:ilvl w:val="1"/>
-          <w:numId w:val="126"/>
-        </w:numPr>
-      </w:pPr>
-      <w:r>
-        <w:t/>
-      </w:r>
-      <w:r>
-        <w:t>(3)</w:t>
-      </w:r>
-      <w:r>
-        <w:t xml:space="preserve"> For personal services (see </w:t>
-      </w:r>
-      <w:r>
-        <w:rPr>
-          <w:u w:val="single"/>
-        </w:rPr>
-        <w:t>subpart  37.1</w:t>
-      </w:r>
-      <w:r>
-        <w:t>);</w:t>
-      </w:r>
-    </w:p>
-    <w:p xmlns:tce="http://www.TCE.com">
-      <w:pPr>
-        <w:pStyle w:val="ListNumber2"/>
-        <!--depth 2-->
-        <w:numPr>
-          <w:ilvl w:val="1"/>
-          <w:numId w:val="126"/>
-        </w:numPr>
-      </w:pPr>
-      <w:r>
-        <w:t/>
-      </w:r>
-      <w:r>
-        <w:t>(4)</w:t>
-      </w:r>
-      <w:r>
-        <w:t xml:space="preserve"> Providing for product or component improvement, unless the value engineering incentive application is restricted to areas not covered by provisions for product or component improvement;</w:t>
-      </w:r>
-    </w:p>
-    <w:p xmlns:tce="http://www.TCE.com">
-      <w:pPr>
-        <w:pStyle w:val="ListNumber2"/>
-        <!--depth 2-->
-        <w:numPr>
-          <w:ilvl w:val="1"/>
-          <w:numId w:val="126"/>
-        </w:numPr>
-      </w:pPr>
-      <w:r>
-        <w:t/>
-      </w:r>
-      <w:r>
-        <w:t>(5)</w:t>
-      </w:r>
-      <w:r>
-        <w:t xml:space="preserve"> For commercial products (see </w:t>
-      </w:r>
-      <w:r>
-        <w:rPr>
-          <w:u w:val="single"/>
-        </w:rPr>
-        <w:t>part  11</w:t>
-      </w:r>
-      <w:r>
-        <w:t>) that do not involve packaging specifications or other special requirements or specifications; or</w:t>
-      </w:r>
-    </w:p>
-    <w:p xmlns:tce="http://www.TCE.com">
-      <w:pPr>
-        <w:pStyle w:val="ListNumber2"/>
-        <!--depth 2-->
-        <w:numPr>
-          <w:ilvl w:val="1"/>
-          <w:numId w:val="126"/>
-        </w:numPr>
-      </w:pPr>
-      <w:r>
-        <w:t/>
-      </w:r>
-      <w:r>
-        <w:t>(6)</w:t>
-      </w:r>
-      <w:r>
-        <w:t xml:space="preserve"> When the agency head has exempted the contract (or a class of contracts) from the requirements of this </w:t>
-      </w:r>
-      <w:r>
-        <w:rPr>
-          <w:color w:val="0000FF"/>
-        </w:rPr>
-        <w:fldChar w:fldCharType="begin"/>
-      </w:r>
-      <w:r>
-        <w:rPr>
-          <w:color w:val="0000FF"/>
-        </w:rPr>
-        <w:instrText xml:space="preserve"> REF _Numd19e168 \h </w:instrText>
-      </w:r>
-      <w:r>
-        <w:fldChar w:fldCharType="separate"/>
-      </w:r>
-      <w:rPr>
-        <w:color w:val="0000FF"/>
-      </w:rPr>
-      <w:r>
-        <w:rPr>
-          <w:u w:val="single"/>
-        </w:rPr>
-        <w:t>part  48</w:t>
-      </w:r>
-      <w:r>
-        <w:rPr>
-          <w:color w:val="0000FF"/>
-        </w:rPr>
-        <w:fldChar w:fldCharType="end"/>
-      </w:r>
-      <w:r>
-        <w:t>.</w:t>
-      </w:r>
-      <w:bookmarkEnd w:id="88"/>
-      <w:bookmarkEnd w:id="89"/>
-    </w:p>
-    <w:p xmlns:tce="http://www.TCE.com">
-      <w:pPr>
-        <w:pStyle w:val="ListNumber"/>
-        <!--depth 1-->
-        <w:numPr>
-          <w:ilvl w:val="0"/>
-          <w:numId w:val="125"/>
-        </w:numPr>
-      </w:pPr>
-      <w:r>
-        <w:t/>
-      </w:r>
-      <w:r>
-        <w:t>(b)</w:t>
+      <w:bookmarkStart w:id="87" w:name="_Tocd19e1358"/>
+      <w:bookmarkStart w:id="86" w:name="_Refd19e1358"/>
+      <w:r>
+        <w:t/>
+      </w:r>
+      <w:r>
+        <w:t>(a)</w:t>
       </w:r>
       <w:r>
         <w:t xml:space="preserve"> </w:t>
@@ -3652,38 +3427,10 @@
         <w:rPr>
           <w:i/>
         </w:rPr>
-        <w:t>Value engineering incentive.</w:t>
-      </w:r>
-      <w:r>
-        <w:t xml:space="preserve"> To provide a value engineering incentive, the contracting officer shall insert the clause at </w:t>
-      </w:r>
-      <w:r>
-        <w:rPr>
-          <w:u w:val="single"/>
-        </w:rPr>
-        <w:t>52.248-1</w:t>
-      </w:r>
-      <w:r>
-        <w:t>, Value Engineering, in solicitations and contracts except as provided in paragraph (a) of this section (but see paragraph (e)(1) of this section).</w:t>
-      </w:r>
-    </w:p>
-    <w:p xmlns:tce="http://www.TCE.com">
-      <w:pPr>
-        <w:pStyle w:val="ListNumber"/>
-        <!--depth 1-->
-        <w:numPr>
-          <w:ilvl w:val="0"/>
-          <w:numId w:val="125"/>
-        </w:numPr>
-      </w:pPr>
-      <w:r>
-        <w:t/>
-      </w:r>
-      <w:r>
-        <w:t>(c)</w:t>
-      </w:r>
-      <w:r>
-        <w:t xml:space="preserve"> Value engineering program requirement.</w:t>
+        <w:t>General.</w:t>
+      </w:r>
+      <w:r>
+        <w:t xml:space="preserve"> The contracting officer shall insert a value engineering clause in solicitations and contracts when the contract amount is expected to exceed the simplified acquisition threshold, except as specified in paragraphs (a)(1) through (5) and in paragraph (f) of this section. A value engineering clause may be included in contracts of lesser value if the contracting officer sees a potential for significant savings. Unless the chief of the contracting office authorizes its inclusion, the contracting officer shall not include a value engineering clause in solicitations and contracts-</w:t>
       </w:r>
     </w:p>
     <w:p xmlns:tce="http://www.TCE.com">
@@ -3695,8 +3442,8 @@
           <w:numId w:val="127"/>
         </w:numPr>
       </w:pPr>
-      <w:bookmarkStart w:id="91" w:name="_Tocd19e1442"/>
-      <w:bookmarkStart w:id="90" w:name="_Refd19e1442"/>
+      <w:bookmarkStart w:id="89" w:name="_Tocd19e1369"/>
+      <w:bookmarkStart w:id="88" w:name="_Refd19e1369"/>
       <w:r>
         <w:t/>
       </w:r>
@@ -3704,16 +3451,7 @@
         <w:t>(1)</w:t>
       </w:r>
       <w:r>
-        <w:t xml:space="preserve"> If a mandatory value engineering effort is appropriate (</w:t>
-      </w:r>
-      <w:r>
-        <w:rPr>
-          <w:i/>
-        </w:rPr>
-        <w:t>i.e.,</w:t>
-      </w:r>
-      <w:r>
-        <w:t xml:space="preserve"> if the contracting officer considers that substantial savings to the Government may result from a sustained value engineering effort of a specified level), the contracting officer shall use the clause with its AlternateI (but see paragraph (e)(2) of this section).</w:t>
+        <w:t xml:space="preserve"> For research and development other than full-scale development;</w:t>
       </w:r>
     </w:p>
     <w:p xmlns:tce="http://www.TCE.com">
@@ -3732,10 +3470,137 @@
         <w:t>(2)</w:t>
       </w:r>
       <w:r>
-        <w:t xml:space="preserve"> The value engineering program requirement may be specified by the Government in the solicitation or, in the case of negotiated contracting, proposed by the contractor as part of its offer and included as a subject for negotiation. The program requirement shall be shown as a separately priced line item in the contract Schedule.</w:t>
-      </w:r>
-      <w:bookmarkEnd w:id="90"/>
-      <w:bookmarkEnd w:id="91"/>
+        <w:t xml:space="preserve"> For engineering services from not-for-profit or nonprofit organizations;</w:t>
+      </w:r>
+    </w:p>
+    <w:p xmlns:tce="http://www.TCE.com">
+      <w:pPr>
+        <w:pStyle w:val="ListNumber2"/>
+        <!--depth 2-->
+        <w:numPr>
+          <w:ilvl w:val="1"/>
+          <w:numId w:val="127"/>
+        </w:numPr>
+      </w:pPr>
+      <w:r>
+        <w:t/>
+      </w:r>
+      <w:r>
+        <w:t>(3)</w:t>
+      </w:r>
+      <w:r>
+        <w:t xml:space="preserve"> For personal services (see </w:t>
+      </w:r>
+      <w:r>
+        <w:rPr>
+          <w:u w:val="single"/>
+        </w:rPr>
+        <w:t>subpart  37.1</w:t>
+      </w:r>
+      <w:r>
+        <w:t>);</w:t>
+      </w:r>
+    </w:p>
+    <w:p xmlns:tce="http://www.TCE.com">
+      <w:pPr>
+        <w:pStyle w:val="ListNumber2"/>
+        <!--depth 2-->
+        <w:numPr>
+          <w:ilvl w:val="1"/>
+          <w:numId w:val="127"/>
+        </w:numPr>
+      </w:pPr>
+      <w:r>
+        <w:t/>
+      </w:r>
+      <w:r>
+        <w:t>(4)</w:t>
+      </w:r>
+      <w:r>
+        <w:t xml:space="preserve"> Providing for product or component improvement, unless the value engineering incentive application is restricted to areas not covered by provisions for product or component improvement;</w:t>
+      </w:r>
+    </w:p>
+    <w:p xmlns:tce="http://www.TCE.com">
+      <w:pPr>
+        <w:pStyle w:val="ListNumber2"/>
+        <!--depth 2-->
+        <w:numPr>
+          <w:ilvl w:val="1"/>
+          <w:numId w:val="127"/>
+        </w:numPr>
+      </w:pPr>
+      <w:r>
+        <w:t/>
+      </w:r>
+      <w:r>
+        <w:t>(5)</w:t>
+      </w:r>
+      <w:r>
+        <w:t xml:space="preserve"> For commercial products (see </w:t>
+      </w:r>
+      <w:r>
+        <w:rPr>
+          <w:u w:val="single"/>
+        </w:rPr>
+        <w:t>part  11</w:t>
+      </w:r>
+      <w:r>
+        <w:t>) that do not involve packaging specifications or other special requirements or specifications; or</w:t>
+      </w:r>
+    </w:p>
+    <w:p xmlns:tce="http://www.TCE.com">
+      <w:pPr>
+        <w:pStyle w:val="ListNumber2"/>
+        <!--depth 2-->
+        <w:numPr>
+          <w:ilvl w:val="1"/>
+          <w:numId w:val="127"/>
+        </w:numPr>
+      </w:pPr>
+      <w:r>
+        <w:t/>
+      </w:r>
+      <w:r>
+        <w:t>(6)</w:t>
+      </w:r>
+      <w:r>
+        <w:t xml:space="preserve"> When the agency head has exempted the contract (or a class of contracts) from the requirements of this </w:t>
+      </w:r>
+      <w:r>
+        <w:rPr>
+          <w:color w:val="0000FF"/>
+        </w:rPr>
+        <w:fldChar w:fldCharType="begin"/>
+      </w:r>
+      <w:r>
+        <w:rPr>
+          <w:color w:val="0000FF"/>
+        </w:rPr>
+        <w:instrText xml:space="preserve"> REF _Numd19e168 \h </w:instrText>
+      </w:r>
+      <w:r>
+        <w:fldChar w:fldCharType="separate"/>
+      </w:r>
+      <w:rPr>
+        <w:color w:val="0000FF"/>
+      </w:rPr>
+      <w:r>
+        <w:rPr>
+          <w:u w:val="single"/>
+        </w:rPr>
+        <w:t>part  48</w:t>
+      </w:r>
+      <w:r>
+        <w:rPr>
+          <w:color w:val="0000FF"/>
+        </w:rPr>
+        <w:fldChar w:fldCharType="end"/>
+      </w:r>
+      <w:r>
+        <w:t>.</w:t>
+      </w:r>
+      <w:bookmarkEnd w:id="88"/>
+      <w:bookmarkEnd w:id="89"/>
     </w:p>
     <w:p xmlns:tce="http://www.TCE.com">
       <w:pPr>
@@ -3743,17 +3608,54 @@
         <!--depth 1-->
         <w:numPr>
           <w:ilvl w:val="0"/>
-          <w:numId w:val="125"/>
+          <w:numId w:val="126"/>
         </w:numPr>
       </w:pPr>
       <w:r>
         <w:t/>
       </w:r>
       <w:r>
-        <w:t>(d)</w:t>
-      </w:r>
-      <w:r>
-        <w:t xml:space="preserve"> Value engineering incentive and program requirement.</w:t>
+        <w:t>(b)</w:t>
+      </w:r>
+      <w:r>
+        <w:t xml:space="preserve"> </w:t>
+      </w:r>
+      <w:r>
+        <w:rPr>
+          <w:i/>
+        </w:rPr>
+        <w:t>Value engineering incentive.</w:t>
+      </w:r>
+      <w:r>
+        <w:t xml:space="preserve"> To provide a value engineering incentive, the contracting officer shall insert the clause at </w:t>
+      </w:r>
+      <w:r>
+        <w:rPr>
+          <w:u w:val="single"/>
+        </w:rPr>
+        <w:t>52.248-1</w:t>
+      </w:r>
+      <w:r>
+        <w:t>, Value Engineering, in solicitations and contracts except as provided in paragraph (a) of this section (but see paragraph (e)(1) of this section).</w:t>
+      </w:r>
+    </w:p>
+    <w:p xmlns:tce="http://www.TCE.com">
+      <w:pPr>
+        <w:pStyle w:val="ListNumber"/>
+        <!--depth 1-->
+        <w:numPr>
+          <w:ilvl w:val="0"/>
+          <w:numId w:val="126"/>
+        </w:numPr>
+      </w:pPr>
+      <w:r>
+        <w:t/>
+      </w:r>
+      <w:r>
+        <w:t>(c)</w:t>
+      </w:r>
+      <w:r>
+        <w:t xml:space="preserve"> Value engineering program requirement.</w:t>
       </w:r>
     </w:p>
     <w:p xmlns:tce="http://www.TCE.com">
@@ -3765,8 +3667,8 @@
           <w:numId w:val="128"/>
         </w:numPr>
       </w:pPr>
-      <w:bookmarkStart w:id="93" w:name="_Tocd19e1468"/>
-      <w:bookmarkStart w:id="92" w:name="_Refd19e1468"/>
+      <w:bookmarkStart w:id="91" w:name="_Tocd19e1447"/>
+      <w:bookmarkStart w:id="90" w:name="_Refd19e1447"/>
       <w:r>
         <w:t/>
       </w:r>
@@ -3774,7 +3676,16 @@
         <w:t>(1)</w:t>
       </w:r>
       <w:r>
-        <w:t xml:space="preserve"> If both a value engineering incentive and a mandatory program requirement are appropriate, the contracting officer shall use the clause with its AlternateII (but see paragraph (e)(3) of this section).</w:t>
+        <w:t xml:space="preserve"> If a mandatory value engineering effort is appropriate (</w:t>
+      </w:r>
+      <w:r>
+        <w:rPr>
+          <w:i/>
+        </w:rPr>
+        <w:t>i.e.,</w:t>
+      </w:r>
+      <w:r>
+        <w:t xml:space="preserve"> if the contracting officer considers that substantial savings to the Government may result from a sustained value engineering effort of a specified level), the contracting officer shall use the clause with its AlternateI (but see paragraph (e)(2) of this section).</w:t>
       </w:r>
     </w:p>
     <w:p xmlns:tce="http://www.TCE.com">
@@ -3793,10 +3704,10 @@
         <w:t>(2)</w:t>
       </w:r>
       <w:r>
-        <w:t xml:space="preserve"> The contract shall restrict the value engineering program requirement to well-defined areas of performance designated by line item in the contract Schedule. AlternateII applies a value engineering program to the specified areas and a value engineering incentive to the remaining areas of the contract.</w:t>
-      </w:r>
-      <w:bookmarkEnd w:id="92"/>
-      <w:bookmarkEnd w:id="93"/>
+        <w:t xml:space="preserve"> The value engineering program requirement may be specified by the Government in the solicitation or, in the case of negotiated contracting, proposed by the contractor as part of its offer and included as a subject for negotiation. The program requirement shall be shown as a separately priced line item in the contract Schedule.</w:t>
+      </w:r>
+      <w:bookmarkEnd w:id="90"/>
+      <w:bookmarkEnd w:id="91"/>
     </w:p>
     <w:p xmlns:tce="http://www.TCE.com">
       <w:pPr>
@@ -3804,26 +3715,17 @@
         <!--depth 1-->
         <w:numPr>
           <w:ilvl w:val="0"/>
-          <w:numId w:val="125"/>
+          <w:numId w:val="126"/>
         </w:numPr>
       </w:pPr>
       <w:r>
         <w:t/>
       </w:r>
       <w:r>
-        <w:t>(e)</w:t>
-      </w:r>
-      <w:r>
-        <w:t xml:space="preserve"> </w:t>
-      </w:r>
-      <w:r>
-        <w:rPr>
-          <w:i/>
-        </w:rPr>
-        <w:t>Collateral savings computation not cost-effective.</w:t>
-      </w:r>
-      <w:r>
-        <w:t xml:space="preserve"> If the head of the contracting activity determines for a contract or class of contracts that the cost of computing and tracking collateral savings will exceed the benefits to be derived, the contracting officer shall use the clause with its-</w:t>
+        <w:t>(d)</w:t>
+      </w:r>
+      <w:r>
+        <w:t xml:space="preserve"> Value engineering incentive and program requirement.</w:t>
       </w:r>
     </w:p>
     <w:p xmlns:tce="http://www.TCE.com">
@@ -3835,8 +3737,8 @@
           <w:numId w:val="129"/>
         </w:numPr>
       </w:pPr>
-      <w:bookmarkStart w:id="95" w:name="_Tocd19e1494"/>
-      <w:bookmarkStart w:id="94" w:name="_Refd19e1494"/>
+      <w:bookmarkStart w:id="93" w:name="_Tocd19e1473"/>
+      <w:bookmarkStart w:id="92" w:name="_Refd19e1473"/>
       <w:r>
         <w:t/>
       </w:r>
@@ -3844,7 +3746,7 @@
         <w:t>(1)</w:t>
       </w:r>
       <w:r>
-        <w:t xml:space="preserve"> AlternateIII if a value engineering incentive is involved;</w:t>
+        <w:t xml:space="preserve"> If both a value engineering incentive and a mandatory program requirement are appropriate, the contracting officer shall use the clause with its AlternateII (but see paragraph (e)(3) of this section).</w:t>
       </w:r>
     </w:p>
     <w:p xmlns:tce="http://www.TCE.com">
@@ -3863,29 +3765,10 @@
         <w:t>(2)</w:t>
       </w:r>
       <w:r>
-        <w:t xml:space="preserve"> AlternateIII and AlternateI if a value engineering program requirement is involved; or</w:t>
-      </w:r>
-    </w:p>
-    <w:p xmlns:tce="http://www.TCE.com">
-      <w:pPr>
-        <w:pStyle w:val="ListNumber2"/>
-        <!--depth 2-->
-        <w:numPr>
-          <w:ilvl w:val="1"/>
-          <w:numId w:val="129"/>
-        </w:numPr>
-      </w:pPr>
-      <w:r>
-        <w:t/>
-      </w:r>
-      <w:r>
-        <w:t>(3)</w:t>
-      </w:r>
-      <w:r>
-        <w:t xml:space="preserve"> AlternateIII and AlternateII if both an incentive and a program requirement are involved.</w:t>
-      </w:r>
-      <w:bookmarkEnd w:id="94"/>
-      <w:bookmarkEnd w:id="95"/>
+        <w:t xml:space="preserve"> The contract shall restrict the value engineering program requirement to well-defined areas of performance designated by line item in the contract Schedule. AlternateII applies a value engineering program to the specified areas and a value engineering incentive to the remaining areas of the contract.</w:t>
+      </w:r>
+      <w:bookmarkEnd w:id="92"/>
+      <w:bookmarkEnd w:id="93"/>
     </w:p>
     <w:p xmlns:tce="http://www.TCE.com">
       <w:pPr>
@@ -3893,14 +3776,14 @@
         <!--depth 1-->
         <w:numPr>
           <w:ilvl w:val="0"/>
-          <w:numId w:val="125"/>
+          <w:numId w:val="126"/>
         </w:numPr>
       </w:pPr>
       <w:r>
         <w:t/>
       </w:r>
       <w:r>
-        <w:t>(f)</w:t>
+        <w:t>(e)</w:t>
       </w:r>
       <w:r>
         <w:t xml:space="preserve"> </w:t>
@@ -3909,65 +3792,10 @@
         <w:rPr>
           <w:i/>
         </w:rPr>
-        <w:t>Architect-engineer contracts.</w:t>
-      </w:r>
-      <w:r>
-        <w:t xml:space="preserve"> The contracting officer shall insert the clause at </w:t>
-      </w:r>
-      <w:r>
-        <w:rPr>
-          <w:u w:val="single"/>
-        </w:rPr>
-        <w:t>52.248-2</w:t>
-      </w:r>
-      <w:r>
-        <w:t xml:space="preserve">, Value Engineering Architect-Engineer, in solicitations and contracts whenever the Government requires and pays for a specific value engineering effort in architect-engineer contracts. The clause at </w:t>
-      </w:r>
-      <w:r>
-        <w:rPr>
-          <w:u w:val="single"/>
-        </w:rPr>
-        <w:t>52.248-1</w:t>
-      </w:r>
-      <w:r>
-        <w:t>, Value Engineering, shall not be used in solicitations and contracts for architect-engineer services.</w:t>
-      </w:r>
-    </w:p>
-    <w:p xmlns:tce="http://www.TCE.com">
-      <w:pPr>
-        <w:pStyle w:val="ListNumber"/>
-        <!--depth 1-->
-        <w:numPr>
-          <w:ilvl w:val="0"/>
-          <w:numId w:val="125"/>
-        </w:numPr>
-      </w:pPr>
-      <w:r>
-        <w:t/>
-      </w:r>
-      <w:r>
-        <w:t>(g)</w:t>
-      </w:r>
-      <w:r>
-        <w:t xml:space="preserve"> </w:t>
-      </w:r>
-      <w:r>
-        <w:rPr>
-          <w:i/>
-        </w:rPr>
-        <w:t>Engineering-development solicitations and contracts.</w:t>
-      </w:r>
-      <w:r>
-        <w:t xml:space="preserve"> For engineering-development solicitations and contracts, and solicitations and contracts containing low-rate-initial-production or early production units, the contracting officer must modify the clause at </w:t>
-      </w:r>
-      <w:r>
-        <w:rPr>
-          <w:u w:val="single"/>
-        </w:rPr>
-        <w:t>52.248-1</w:t>
-      </w:r>
-      <w:r>
-        <w:t>, Value Engineering, by-</w:t>
+        <w:t>Collateral savings computation not cost-effective.</w:t>
+      </w:r>
+      <w:r>
+        <w:t xml:space="preserve"> If the head of the contracting activity determines for a contract or class of contracts that the cost of computing and tracking collateral savings will exceed the benefits to be derived, the contracting officer shall use the clause with its-</w:t>
       </w:r>
     </w:p>
     <w:p xmlns:tce="http://www.TCE.com">
@@ -3979,8 +3807,8 @@
           <w:numId w:val="130"/>
         </w:numPr>
       </w:pPr>
-      <w:bookmarkStart w:id="97" w:name="_Tocd19e1550"/>
-      <w:bookmarkStart w:id="96" w:name="_Refd19e1550"/>
+      <w:bookmarkStart w:id="95" w:name="_Tocd19e1499"/>
+      <w:bookmarkStart w:id="94" w:name="_Refd19e1499"/>
       <w:r>
         <w:t/>
       </w:r>
@@ -3988,7 +3816,7 @@
         <w:t>(1)</w:t>
       </w:r>
       <w:r>
-        <w:t xml:space="preserve"> Revising paragraph (i)(3)(i) of the clause by substituting "a number equal to the quantity required to be delivered over a period of between 36 and 60 consecutive months (set at the discretion of the Contracting Officer for each VECP) that spans the highest planned production, based on planning and programming or production documentation at the time the VECP is accepted;" for "the number of future contract units scheduled for delivery during the sharing period;" and</w:t>
+        <w:t xml:space="preserve"> AlternateIII if a value engineering incentive is involved;</w:t>
       </w:r>
     </w:p>
     <w:p xmlns:tce="http://www.TCE.com">
@@ -4007,10 +3835,29 @@
         <w:t>(2)</w:t>
       </w:r>
       <w:r>
-        <w:t xml:space="preserve"> Revising the first sentence under paragraph (3) of the definition of "acquisition savings" by substituting "a number equal to the quantity to be delivered over a period of between 36 and 60 consecutive months (set at the discretion of the Contracting Officer for each VECP) that spans the highest planned production, based on planning and programming or production documentation at the time the VECP is accepted." for "the number of future contract units in the sharing base."</w:t>
-      </w:r>
-      <w:bookmarkEnd w:id="96"/>
-      <w:bookmarkEnd w:id="97"/>
+        <w:t xml:space="preserve"> AlternateIII and AlternateI if a value engineering program requirement is involved; or</w:t>
+      </w:r>
+    </w:p>
+    <w:p xmlns:tce="http://www.TCE.com">
+      <w:pPr>
+        <w:pStyle w:val="ListNumber2"/>
+        <!--depth 2-->
+        <w:numPr>
+          <w:ilvl w:val="1"/>
+          <w:numId w:val="130"/>
+        </w:numPr>
+      </w:pPr>
+      <w:r>
+        <w:t/>
+      </w:r>
+      <w:r>
+        <w:t>(3)</w:t>
+      </w:r>
+      <w:r>
+        <w:t xml:space="preserve"> AlternateIII and AlternateII if both an incentive and a program requirement are involved.</w:t>
+      </w:r>
+      <w:bookmarkEnd w:id="94"/>
+      <w:bookmarkEnd w:id="95"/>
     </w:p>
     <w:p xmlns:tce="http://www.TCE.com">
       <w:pPr>
@@ -4018,13 +3865,138 @@
         <!--depth 1-->
         <w:numPr>
           <w:ilvl w:val="0"/>
-          <w:numId w:val="125"/>
+          <w:numId w:val="126"/>
         </w:numPr>
       </w:pPr>
       <w:r>
         <w:t/>
       </w:r>
       <w:r>
+        <w:t>(f)</w:t>
+      </w:r>
+      <w:r>
+        <w:t xml:space="preserve"> </w:t>
+      </w:r>
+      <w:r>
+        <w:rPr>
+          <w:i/>
+        </w:rPr>
+        <w:t>Architect-engineer contracts.</w:t>
+      </w:r>
+      <w:r>
+        <w:t xml:space="preserve"> The contracting officer shall insert the clause at </w:t>
+      </w:r>
+      <w:r>
+        <w:rPr>
+          <w:u w:val="single"/>
+        </w:rPr>
+        <w:t>52.248-2</w:t>
+      </w:r>
+      <w:r>
+        <w:t xml:space="preserve">, Value Engineering Architect-Engineer, in solicitations and contracts whenever the Government requires and pays for a specific value engineering effort in architect-engineer contracts. The clause at </w:t>
+      </w:r>
+      <w:r>
+        <w:rPr>
+          <w:u w:val="single"/>
+        </w:rPr>
+        <w:t>52.248-1</w:t>
+      </w:r>
+      <w:r>
+        <w:t>, Value Engineering, shall not be used in solicitations and contracts for architect-engineer services.</w:t>
+      </w:r>
+    </w:p>
+    <w:p xmlns:tce="http://www.TCE.com">
+      <w:pPr>
+        <w:pStyle w:val="ListNumber"/>
+        <!--depth 1-->
+        <w:numPr>
+          <w:ilvl w:val="0"/>
+          <w:numId w:val="126"/>
+        </w:numPr>
+      </w:pPr>
+      <w:r>
+        <w:t/>
+      </w:r>
+      <w:r>
+        <w:t>(g)</w:t>
+      </w:r>
+      <w:r>
+        <w:t xml:space="preserve"> </w:t>
+      </w:r>
+      <w:r>
+        <w:rPr>
+          <w:i/>
+        </w:rPr>
+        <w:t>Engineering-development solicitations and contracts.</w:t>
+      </w:r>
+      <w:r>
+        <w:t xml:space="preserve"> For engineering-development solicitations and contracts, and solicitations and contracts containing low-rate-initial-production or early production units, the contracting officer must modify the clause at </w:t>
+      </w:r>
+      <w:r>
+        <w:rPr>
+          <w:u w:val="single"/>
+        </w:rPr>
+        <w:t>52.248-1</w:t>
+      </w:r>
+      <w:r>
+        <w:t>, Value Engineering, by-</w:t>
+      </w:r>
+    </w:p>
+    <w:p xmlns:tce="http://www.TCE.com">
+      <w:pPr>
+        <w:pStyle w:val="ListNumber2"/>
+        <!--depth 2-->
+        <w:numPr>
+          <w:ilvl w:val="1"/>
+          <w:numId w:val="131"/>
+        </w:numPr>
+      </w:pPr>
+      <w:bookmarkStart w:id="97" w:name="_Tocd19e1555"/>
+      <w:bookmarkStart w:id="96" w:name="_Refd19e1555"/>
+      <w:r>
+        <w:t/>
+      </w:r>
+      <w:r>
+        <w:t>(1)</w:t>
+      </w:r>
+      <w:r>
+        <w:t xml:space="preserve"> Revising paragraph (i)(3)(i) of the clause by substituting "a number equal to the quantity required to be delivered over a period of between 36 and 60 consecutive months (set at the discretion of the Contracting Officer for each VECP) that spans the highest planned production, based on planning and programming or production documentation at the time the VECP is accepted;" for "the number of future contract units scheduled for delivery during the sharing period;" and</w:t>
+      </w:r>
+    </w:p>
+    <w:p xmlns:tce="http://www.TCE.com">
+      <w:pPr>
+        <w:pStyle w:val="ListNumber2"/>
+        <!--depth 2-->
+        <w:numPr>
+          <w:ilvl w:val="1"/>
+          <w:numId w:val="131"/>
+        </w:numPr>
+      </w:pPr>
+      <w:r>
+        <w:t/>
+      </w:r>
+      <w:r>
+        <w:t>(2)</w:t>
+      </w:r>
+      <w:r>
+        <w:t xml:space="preserve"> Revising the first sentence under paragraph (3) of the definition of "acquisition savings" by substituting "a number equal to the quantity to be delivered over a period of between 36 and 60 consecutive months (set at the discretion of the Contracting Officer for each VECP) that spans the highest planned production, based on planning and programming or production documentation at the time the VECP is accepted." for "the number of future contract units in the sharing base."</w:t>
+      </w:r>
+      <w:bookmarkEnd w:id="96"/>
+      <w:bookmarkEnd w:id="97"/>
+    </w:p>
+    <w:p xmlns:tce="http://www.TCE.com">
+      <w:pPr>
+        <w:pStyle w:val="ListNumber"/>
+        <!--depth 1-->
+        <w:numPr>
+          <w:ilvl w:val="0"/>
+          <w:numId w:val="126"/>
+        </w:numPr>
+      </w:pPr>
+      <w:r>
+        <w:t/>
+      </w:r>
+      <w:r>
         <w:t>(h)</w:t>
       </w:r>
       <w:r>
@@ -4058,7 +4030,7 @@
         <w:rPr>
           <w:color w:val="0000FF"/>
         </w:rPr>
-        <w:instrText xml:space="preserve"> REF _Numd19e867 \h </w:instrText>
+        <w:instrText xml:space="preserve"> REF _Numd19e872 \h </w:instrText>
       </w:r>
       <w:r>
         <w:fldChar w:fldCharType="separate"/>
@@ -4098,9 +4070,9 @@
       <w:pPr>
         <w:pStyle w:val="Heading3"/>
       </w:pPr>
-      <w:bookmarkStart w:id="98" w:name="_Numd19e1596"/>
-      <w:bookmarkStart w:id="99" w:name="_Refd19e1596"/>
-      <w:bookmarkStart w:id="100" w:name="_Tocd19e1596"/>
+      <w:bookmarkStart w:id="98" w:name="_Numd19e1601"/>
+      <w:bookmarkStart w:id="99" w:name="_Refd19e1601"/>
+      <w:bookmarkStart w:id="100" w:name="_Tocd19e1601"/>
       <w:r>
         <w:t/>
       </w:r>
@@ -4335,7 +4307,7 @@
         <w:rPr>
           <w:noProof/>
         </w:rPr>
-        <w:t>5302.101   Definitions</w:t>
+        <w:t>Heading 3</w:t>
       </w:r>
     </w:fldSimple>
   </w:p>
@@ -5015,7 +4987,7 @@
     <w:lvl w:ilvl="0">
       <w:start w:val="0"/>
       <w:numFmt w:val="lowerLetter"/>
-      <w:pStyle xmlns:tce="http://www.TCE.com" xmlns:a="http://schemas.openxmlformats.org/drawingml/2006/main" xmlns:pic="http://schemas.openxmlformats.org/drawingml/2006/picture" xmlns:a14="http://schemas.microsoft.com/office/drawing/2010/main" w:val="ListParagraph"/>
+      <w:pStyle xmlns:tce="http://www.TCE.com" xmlns:a="http://schemas.openxmlformats.org/drawingml/2006/main" xmlns:pic="http://schemas.openxmlformats.org/drawingml/2006/picture" xmlns:a14="http://schemas.microsoft.com/office/drawing/2010/main" w:val="BodyText"/>
       <w:lvlText w:val="(%1)"/>
       <w:lvlJc w:val="left"/>
       <w:pPr>
@@ -5025,7 +4997,7 @@
     <w:lvl w:ilvl="0">
       <w:start w:val="0"/>
       <w:numFmt w:val="decimal"/>
-      <w:pStyle xmlns:tce="http://www.TCE.com" xmlns:a="http://schemas.openxmlformats.org/drawingml/2006/main" xmlns:pic="http://schemas.openxmlformats.org/drawingml/2006/picture" xmlns:a14="http://schemas.microsoft.com/office/drawing/2010/main" w:val="ListParagraph"/>
+      <w:pStyle xmlns:tce="http://www.TCE.com" xmlns:a="http://schemas.openxmlformats.org/drawingml/2006/main" xmlns:pic="http://schemas.openxmlformats.org/drawingml/2006/picture" xmlns:a14="http://schemas.microsoft.com/office/drawing/2010/main" w:val="BodyText"/>
       <w:lvlText w:val="(%2)"/>
       <w:lvlJc w:val="left"/>
       <w:pPr>
@@ -5035,7 +5007,7 @@
     <w:lvl w:ilvl="0" w:tentative="0">
       <w:start w:val="0"/>
       <w:numFmt w:val="lowerRoman"/>
-      <w:pStyle xmlns:tce="http://www.TCE.com" xmlns:a="http://schemas.openxmlformats.org/drawingml/2006/main" xmlns:pic="http://schemas.openxmlformats.org/drawingml/2006/picture" xmlns:a14="http://schemas.microsoft.com/office/drawing/2010/main" w:val="ListParagraph"/>
+      <w:pStyle xmlns:tce="http://www.TCE.com" xmlns:a="http://schemas.openxmlformats.org/drawingml/2006/main" xmlns:pic="http://schemas.openxmlformats.org/drawingml/2006/picture" xmlns:a14="http://schemas.microsoft.com/office/drawing/2010/main" w:val="BodyText"/>
       <w:lvlText w:val="(%3)"/>
       <w:lvlJc w:val="left"/>
       <w:pPr>
@@ -5045,7 +5017,7 @@
     <w:lvl w:ilvl="0" w:tentative="0">
       <w:start w:val="0"/>
       <w:numFmt w:val="decimal"/>
-      <w:pStyle xmlns:tce="http://www.TCE.com" xmlns:a="http://schemas.openxmlformats.org/drawingml/2006/main" xmlns:pic="http://schemas.openxmlformats.org/drawingml/2006/picture" xmlns:a14="http://schemas.microsoft.com/office/drawing/2010/main" w:val="ListParagraph"/>
+      <w:pStyle xmlns:tce="http://www.TCE.com" xmlns:a="http://schemas.openxmlformats.org/drawingml/2006/main" xmlns:pic="http://schemas.openxmlformats.org/drawingml/2006/picture" xmlns:a14="http://schemas.microsoft.com/office/drawing/2010/main" w:val="BodyText"/>
       <w:lvlText w:val="%4."/>
       <w:lvlJc w:val="left"/>
       <w:pPr>
@@ -5055,7 +5027,7 @@
     <w:lvl w:ilvl="0" w:tentative="0">
       <w:start w:val="0"/>
       <w:numFmt w:val="lowerLetter"/>
-      <w:pStyle xmlns:tce="http://www.TCE.com" xmlns:a="http://schemas.openxmlformats.org/drawingml/2006/main" xmlns:pic="http://schemas.openxmlformats.org/drawingml/2006/picture" xmlns:a14="http://schemas.microsoft.com/office/drawing/2010/main" w:val="ListParagraph"/>
+      <w:pStyle xmlns:tce="http://www.TCE.com" xmlns:a="http://schemas.openxmlformats.org/drawingml/2006/main" xmlns:pic="http://schemas.openxmlformats.org/drawingml/2006/picture" xmlns:a14="http://schemas.microsoft.com/office/drawing/2010/main" w:val="BodyText"/>
       <w:lvlText w:val="%5."/>
       <w:lvlJc w:val="left"/>
       <w:pPr>
@@ -5065,7 +5037,7 @@
     <w:lvl w:ilvl="0" w:tentative="0">
       <w:start w:val="0"/>
       <w:numFmt w:val="lowerRoman"/>
-      <w:pStyle xmlns:tce="http://www.TCE.com" xmlns:a="http://schemas.openxmlformats.org/drawingml/2006/main" xmlns:pic="http://schemas.openxmlformats.org/drawingml/2006/picture" xmlns:a14="http://schemas.microsoft.com/office/drawing/2010/main" w:val="ListParagraph"/>
+      <w:pStyle xmlns:tce="http://www.TCE.com" xmlns:a="http://schemas.openxmlformats.org/drawingml/2006/main" xmlns:pic="http://schemas.openxmlformats.org/drawingml/2006/picture" xmlns:a14="http://schemas.microsoft.com/office/drawing/2010/main" w:val="BodyText"/>
       <w:lvlText w:val="%6."/>
       <w:lvlJc w:val="right"/>
       <w:pPr>
@@ -5075,7 +5047,7 @@
     <w:lvl w:ilvl="0" w:tentative="0">
       <w:start w:val="0"/>
       <w:numFmt w:val="decimal"/>
-      <w:pStyle xmlns:tce="http://www.TCE.com" xmlns:a="http://schemas.openxmlformats.org/drawingml/2006/main" xmlns:pic="http://schemas.openxmlformats.org/drawingml/2006/picture" xmlns:a14="http://schemas.microsoft.com/office/drawing/2010/main" w:val="ListParagraph"/>
+      <w:pStyle xmlns:tce="http://www.TCE.com" xmlns:a="http://schemas.openxmlformats.org/drawingml/2006/main" xmlns:pic="http://schemas.openxmlformats.org/drawingml/2006/picture" xmlns:a14="http://schemas.microsoft.com/office/drawing/2010/main" w:val="BodyText"/>
       <w:lvlText w:val="%7."/>
       <w:lvlJc w:val="left"/>
       <w:pPr>
@@ -5085,7 +5057,7 @@
     <w:lvl w:ilvl="0" w:tentative="0">
       <w:start w:val="0"/>
       <w:numFmt w:val="lowerLetter"/>
-      <w:pStyle xmlns:tce="http://www.TCE.com" xmlns:a="http://schemas.openxmlformats.org/drawingml/2006/main" xmlns:pic="http://schemas.openxmlformats.org/drawingml/2006/picture" xmlns:a14="http://schemas.microsoft.com/office/drawing/2010/main" w:val="ListParagraph"/>
+      <w:pStyle xmlns:tce="http://www.TCE.com" xmlns:a="http://schemas.openxmlformats.org/drawingml/2006/main" xmlns:pic="http://schemas.openxmlformats.org/drawingml/2006/picture" xmlns:a14="http://schemas.microsoft.com/office/drawing/2010/main" w:val="BodyText"/>
       <w:lvlText w:val="%8."/>
       <w:lvlJc w:val="left"/>
       <w:pPr>
@@ -5095,7 +5067,7 @@
     <w:lvl w:ilvl="0" w:tentative="0">
       <w:start w:val="0"/>
       <w:numFmt w:val="lowerRoman"/>
-      <w:pStyle xmlns:tce="http://www.TCE.com" xmlns:a="http://schemas.openxmlformats.org/drawingml/2006/main" xmlns:pic="http://schemas.openxmlformats.org/drawingml/2006/picture" xmlns:a14="http://schemas.microsoft.com/office/drawing/2010/main" w:val="ListParagraph"/>
+      <w:pStyle xmlns:tce="http://www.TCE.com" xmlns:a="http://schemas.openxmlformats.org/drawingml/2006/main" xmlns:pic="http://schemas.openxmlformats.org/drawingml/2006/picture" xmlns:a14="http://schemas.microsoft.com/office/drawing/2010/main" w:val="BodyText"/>
       <w:lvlText w:val="%9."/>
       <w:lvlJc w:val="right"/>
       <w:pPr>
@@ -5108,6 +5080,99 @@
     <w:lvl w:ilvl="0">
       <w:start w:val="0"/>
       <w:numFmt w:val="lowerLetter"/>
+      <w:pStyle xmlns:tce="http://www.TCE.com" xmlns:a="http://schemas.openxmlformats.org/drawingml/2006/main" xmlns:pic="http://schemas.openxmlformats.org/drawingml/2006/picture" xmlns:a14="http://schemas.microsoft.com/office/drawing/2010/main" w:val="ListNumber"/>
+      <w:lvlText w:val="(%1)"/>
+      <w:lvlJc w:val="left"/>
+      <w:pPr>
+        <w:ind w:left="720" w:hanging="360"/>
+      </w:pPr>
+    </w:lvl>
+    <w:lvl w:ilvl="0">
+      <w:start w:val="0"/>
+      <w:numFmt w:val="decimal"/>
+      <w:pStyle xmlns:tce="http://www.TCE.com" xmlns:a="http://schemas.openxmlformats.org/drawingml/2006/main" xmlns:pic="http://schemas.openxmlformats.org/drawingml/2006/picture" xmlns:a14="http://schemas.microsoft.com/office/drawing/2010/main" w:val="ListNumber"/>
+      <w:lvlText w:val="(%2)"/>
+      <w:lvlJc w:val="left"/>
+      <w:pPr>
+        <w:ind w:left="1440" w:hanging="360"/>
+      </w:pPr>
+    </w:lvl>
+    <w:lvl w:ilvl="0" w:tentative="0">
+      <w:start w:val="0"/>
+      <w:numFmt w:val="lowerRoman"/>
+      <w:pStyle xmlns:tce="http://www.TCE.com" xmlns:a="http://schemas.openxmlformats.org/drawingml/2006/main" xmlns:pic="http://schemas.openxmlformats.org/drawingml/2006/picture" xmlns:a14="http://schemas.microsoft.com/office/drawing/2010/main" w:val="ListNumber"/>
+      <w:lvlText w:val="(%3)"/>
+      <w:lvlJc w:val="left"/>
+      <w:pPr>
+        <w:ind w:left="2160" w:hanging="360"/>
+      </w:pPr>
+    </w:lvl>
+    <w:lvl w:ilvl="0" w:tentative="0">
+      <w:start w:val="0"/>
+      <w:numFmt w:val="decimal"/>
+      <w:pStyle xmlns:tce="http://www.TCE.com" xmlns:a="http://schemas.openxmlformats.org/drawingml/2006/main" xmlns:pic="http://schemas.openxmlformats.org/drawingml/2006/picture" xmlns:a14="http://schemas.microsoft.com/office/drawing/2010/main" w:val="ListNumber"/>
+      <w:lvlText w:val="%4."/>
+      <w:lvlJc w:val="left"/>
+      <w:pPr>
+        <w:ind w:left="2880" w:hanging="360"/>
+      </w:pPr>
+    </w:lvl>
+    <w:lvl w:ilvl="0" w:tentative="0">
+      <w:start w:val="0"/>
+      <w:numFmt w:val="lowerLetter"/>
+      <w:pStyle xmlns:tce="http://www.TCE.com" xmlns:a="http://schemas.openxmlformats.org/drawingml/2006/main" xmlns:pic="http://schemas.openxmlformats.org/drawingml/2006/picture" xmlns:a14="http://schemas.microsoft.com/office/drawing/2010/main" w:val="ListNumber"/>
+      <w:lvlText w:val="%5."/>
+      <w:lvlJc w:val="left"/>
+      <w:pPr>
+        <w:ind w:left="3600" w:hanging="360"/>
+      </w:pPr>
+    </w:lvl>
+    <w:lvl w:ilvl="0" w:tentative="0">
+      <w:start w:val="0"/>
+      <w:numFmt w:val="lowerRoman"/>
+      <w:pStyle xmlns:tce="http://www.TCE.com" xmlns:a="http://schemas.openxmlformats.org/drawingml/2006/main" xmlns:pic="http://schemas.openxmlformats.org/drawingml/2006/picture" xmlns:a14="http://schemas.microsoft.com/office/drawing/2010/main" w:val="ListNumber"/>
+      <w:lvlText w:val="%6."/>
+      <w:lvlJc w:val="right"/>
+      <w:pPr>
+        <w:ind w:left="4320" w:hanging="180"/>
+      </w:pPr>
+    </w:lvl>
+    <w:lvl w:ilvl="0" w:tentative="0">
+      <w:start w:val="0"/>
+      <w:numFmt w:val="decimal"/>
+      <w:pStyle xmlns:tce="http://www.TCE.com" xmlns:a="http://schemas.openxmlformats.org/drawingml/2006/main" xmlns:pic="http://schemas.openxmlformats.org/drawingml/2006/picture" xmlns:a14="http://schemas.microsoft.com/office/drawing/2010/main" w:val="ListNumber"/>
+      <w:lvlText w:val="%7."/>
+      <w:lvlJc w:val="left"/>
+      <w:pPr>
+        <w:ind w:left="5040" w:hanging="360"/>
+      </w:pPr>
+    </w:lvl>
+    <w:lvl w:ilvl="0" w:tentative="0">
+      <w:start w:val="0"/>
+      <w:numFmt w:val="lowerLetter"/>
+      <w:pStyle xmlns:tce="http://www.TCE.com" xmlns:a="http://schemas.openxmlformats.org/drawingml/2006/main" xmlns:pic="http://schemas.openxmlformats.org/drawingml/2006/picture" xmlns:a14="http://schemas.microsoft.com/office/drawing/2010/main" w:val="ListNumber"/>
+      <w:lvlText w:val="%8."/>
+      <w:lvlJc w:val="left"/>
+      <w:pPr>
+        <w:ind w:left="5760" w:hanging="360"/>
+      </w:pPr>
+    </w:lvl>
+    <w:lvl w:ilvl="0" w:tentative="0">
+      <w:start w:val="0"/>
+      <w:numFmt w:val="lowerRoman"/>
+      <w:pStyle xmlns:tce="http://www.TCE.com" xmlns:a="http://schemas.openxmlformats.org/drawingml/2006/main" xmlns:pic="http://schemas.openxmlformats.org/drawingml/2006/picture" xmlns:a14="http://schemas.microsoft.com/office/drawing/2010/main" w:val="ListNumber"/>
+      <w:lvlText w:val="%9."/>
+      <w:lvlJc w:val="right"/>
+      <w:pPr>
+        <w:ind w:left="6480" w:hanging="180"/>
+      </w:pPr>
+    </w:lvl>
+  </w:abstractNum>
+  <w:abstractNum w:abstractNumId="109">
+    <w:multiLevelType w:val="hybridMultilevel"/>
+    <w:lvl w:ilvl="0">
+      <w:start w:val="0"/>
+      <w:numFmt w:val="lowerLetter"/>
       <w:pStyle xmlns:tce="http://www.TCE.com" xmlns:a="http://schemas.openxmlformats.org/drawingml/2006/main" xmlns:pic="http://schemas.openxmlformats.org/drawingml/2006/picture" xmlns:a14="http://schemas.microsoft.com/office/drawing/2010/main" w:val="BodyText"/>
       <w:lvlText w:val="(%1)"/>
       <w:lvlJc w:val="left"/>
@@ -5196,7 +5261,7 @@
       </w:pPr>
     </w:lvl>
   </w:abstractNum>
-  <w:abstractNum w:abstractNumId="109">
+  <w:abstractNum w:abstractNumId="110">
     <w:multiLevelType w:val="hybridMultilevel"/>
     <w:lvl w:ilvl="0">
       <w:start w:val="0"/>
@@ -5289,7 +5354,7 @@
       </w:pPr>
     </w:lvl>
   </w:abstractNum>
-  <w:abstractNum w:abstractNumId="110">
+  <w:abstractNum w:abstractNumId="111">
     <w:multiLevelType w:val="hybridMultilevel"/>
     <w:lvl w:ilvl="0">
       <w:start w:val="0"/>
@@ -5382,99 +5447,6 @@
       </w:pPr>
     </w:lvl>
   </w:abstractNum>
-  <w:abstractNum w:abstractNumId="111">
-    <w:multiLevelType w:val="hybridMultilevel"/>
-    <w:lvl w:ilvl="0">
-      <w:start w:val="0"/>
-      <w:numFmt w:val="lowerLetter"/>
-      <w:pStyle xmlns:tce="http://www.TCE.com" xmlns:a="http://schemas.openxmlformats.org/drawingml/2006/main" xmlns:pic="http://schemas.openxmlformats.org/drawingml/2006/picture" xmlns:a14="http://schemas.microsoft.com/office/drawing/2010/main" w:val="ListParagraph"/>
-      <w:lvlText w:val="(%1)"/>
-      <w:lvlJc w:val="left"/>
-      <w:pPr>
-        <w:ind w:left="720" w:hanging="360"/>
-      </w:pPr>
-    </w:lvl>
-    <w:lvl w:ilvl="0">
-      <w:start w:val="0"/>
-      <w:numFmt w:val="decimal"/>
-      <w:pStyle xmlns:tce="http://www.TCE.com" xmlns:a="http://schemas.openxmlformats.org/drawingml/2006/main" xmlns:pic="http://schemas.openxmlformats.org/drawingml/2006/picture" xmlns:a14="http://schemas.microsoft.com/office/drawing/2010/main" w:val="ListParagraph"/>
-      <w:lvlText w:val="(%2)"/>
-      <w:lvlJc w:val="left"/>
-      <w:pPr>
-        <w:ind w:left="1440" w:hanging="360"/>
-      </w:pPr>
-    </w:lvl>
-    <w:lvl w:ilvl="0" w:tentative="0">
-      <w:start w:val="0"/>
-      <w:numFmt w:val="lowerRoman"/>
-      <w:pStyle xmlns:tce="http://www.TCE.com" xmlns:a="http://schemas.openxmlformats.org/drawingml/2006/main" xmlns:pic="http://schemas.openxmlformats.org/drawingml/2006/picture" xmlns:a14="http://schemas.microsoft.com/office/drawing/2010/main" w:val="ListParagraph"/>
-      <w:lvlText w:val="(%3)"/>
-      <w:lvlJc w:val="left"/>
-      <w:pPr>
-        <w:ind w:left="2160" w:hanging="360"/>
-      </w:pPr>
-    </w:lvl>
-    <w:lvl w:ilvl="0" w:tentative="0">
-      <w:start w:val="0"/>
-      <w:numFmt w:val="decimal"/>
-      <w:pStyle xmlns:tce="http://www.TCE.com" xmlns:a="http://schemas.openxmlformats.org/drawingml/2006/main" xmlns:pic="http://schemas.openxmlformats.org/drawingml/2006/picture" xmlns:a14="http://schemas.microsoft.com/office/drawing/2010/main" w:val="ListParagraph"/>
-      <w:lvlText w:val="%4."/>
-      <w:lvlJc w:val="left"/>
-      <w:pPr>
-        <w:ind w:left="2880" w:hanging="360"/>
-      </w:pPr>
-    </w:lvl>
-    <w:lvl w:ilvl="0" w:tentative="0">
-      <w:start w:val="0"/>
-      <w:numFmt w:val="lowerLetter"/>
-      <w:pStyle xmlns:tce="http://www.TCE.com" xmlns:a="http://schemas.openxmlformats.org/drawingml/2006/main" xmlns:pic="http://schemas.openxmlformats.org/drawingml/2006/picture" xmlns:a14="http://schemas.microsoft.com/office/drawing/2010/main" w:val="ListParagraph"/>
-      <w:lvlText w:val="%5."/>
-      <w:lvlJc w:val="left"/>
-      <w:pPr>
-        <w:ind w:left="3600" w:hanging="360"/>
-      </w:pPr>
-    </w:lvl>
-    <w:lvl w:ilvl="0" w:tentative="0">
-      <w:start w:val="0"/>
-      <w:numFmt w:val="lowerRoman"/>
-      <w:pStyle xmlns:tce="http://www.TCE.com" xmlns:a="http://schemas.openxmlformats.org/drawingml/2006/main" xmlns:pic="http://schemas.openxmlformats.org/drawingml/2006/picture" xmlns:a14="http://schemas.microsoft.com/office/drawing/2010/main" w:val="ListParagraph"/>
-      <w:lvlText w:val="%6."/>
-      <w:lvlJc w:val="right"/>
-      <w:pPr>
-        <w:ind w:left="4320" w:hanging="180"/>
-      </w:pPr>
-    </w:lvl>
-    <w:lvl w:ilvl="0" w:tentative="0">
-      <w:start w:val="0"/>
-      <w:numFmt w:val="decimal"/>
-      <w:pStyle xmlns:tce="http://www.TCE.com" xmlns:a="http://schemas.openxmlformats.org/drawingml/2006/main" xmlns:pic="http://schemas.openxmlformats.org/drawingml/2006/picture" xmlns:a14="http://schemas.microsoft.com/office/drawing/2010/main" w:val="ListParagraph"/>
-      <w:lvlText w:val="%7."/>
-      <w:lvlJc w:val="left"/>
-      <w:pPr>
-        <w:ind w:left="5040" w:hanging="360"/>
-      </w:pPr>
-    </w:lvl>
-    <w:lvl w:ilvl="0" w:tentative="0">
-      <w:start w:val="0"/>
-      <w:numFmt w:val="lowerLetter"/>
-      <w:pStyle xmlns:tce="http://www.TCE.com" xmlns:a="http://schemas.openxmlformats.org/drawingml/2006/main" xmlns:pic="http://schemas.openxmlformats.org/drawingml/2006/picture" xmlns:a14="http://schemas.microsoft.com/office/drawing/2010/main" w:val="ListParagraph"/>
-      <w:lvlText w:val="%8."/>
-      <w:lvlJc w:val="left"/>
-      <w:pPr>
-        <w:ind w:left="5760" w:hanging="360"/>
-      </w:pPr>
-    </w:lvl>
-    <w:lvl w:ilvl="0" w:tentative="0">
-      <w:start w:val="0"/>
-      <w:numFmt w:val="lowerRoman"/>
-      <w:pStyle xmlns:tce="http://www.TCE.com" xmlns:a="http://schemas.openxmlformats.org/drawingml/2006/main" xmlns:pic="http://schemas.openxmlformats.org/drawingml/2006/picture" xmlns:a14="http://schemas.microsoft.com/office/drawing/2010/main" w:val="ListParagraph"/>
-      <w:lvlText w:val="%9."/>
-      <w:lvlJc w:val="right"/>
-      <w:pPr>
-        <w:ind w:left="6480" w:hanging="180"/>
-      </w:pPr>
-    </w:lvl>
-  </w:abstractNum>
   <w:abstractNum w:abstractNumId="112">
     <w:multiLevelType w:val="hybridMultilevel"/>
     <w:lvl w:ilvl="0">
@@ -5759,6 +5731,99 @@
     <w:lvl w:ilvl="0">
       <w:start w:val="0"/>
       <w:numFmt w:val="lowerLetter"/>
+      <w:pStyle xmlns:tce="http://www.TCE.com" xmlns:a="http://schemas.openxmlformats.org/drawingml/2006/main" xmlns:pic="http://schemas.openxmlformats.org/drawingml/2006/picture" xmlns:a14="http://schemas.microsoft.com/office/drawing/2010/main" w:val="ListParagraph"/>
+      <w:lvlText w:val="(%1)"/>
+      <w:lvlJc w:val="left"/>
+      <w:pPr>
+        <w:ind w:left="720" w:hanging="360"/>
+      </w:pPr>
+    </w:lvl>
+    <w:lvl w:ilvl="0">
+      <w:start w:val="0"/>
+      <w:numFmt w:val="decimal"/>
+      <w:pStyle xmlns:tce="http://www.TCE.com" xmlns:a="http://schemas.openxmlformats.org/drawingml/2006/main" xmlns:pic="http://schemas.openxmlformats.org/drawingml/2006/picture" xmlns:a14="http://schemas.microsoft.com/office/drawing/2010/main" w:val="ListParagraph"/>
+      <w:lvlText w:val="(%2)"/>
+      <w:lvlJc w:val="left"/>
+      <w:pPr>
+        <w:ind w:left="1440" w:hanging="360"/>
+      </w:pPr>
+    </w:lvl>
+    <w:lvl w:ilvl="0" w:tentative="0">
+      <w:start w:val="0"/>
+      <w:numFmt w:val="lowerRoman"/>
+      <w:pStyle xmlns:tce="http://www.TCE.com" xmlns:a="http://schemas.openxmlformats.org/drawingml/2006/main" xmlns:pic="http://schemas.openxmlformats.org/drawingml/2006/picture" xmlns:a14="http://schemas.microsoft.com/office/drawing/2010/main" w:val="ListParagraph"/>
+      <w:lvlText w:val="(%3)"/>
+      <w:lvlJc w:val="left"/>
+      <w:pPr>
+        <w:ind w:left="2160" w:hanging="360"/>
+      </w:pPr>
+    </w:lvl>
+    <w:lvl w:ilvl="0" w:tentative="0">
+      <w:start w:val="0"/>
+      <w:numFmt w:val="decimal"/>
+      <w:pStyle xmlns:tce="http://www.TCE.com" xmlns:a="http://schemas.openxmlformats.org/drawingml/2006/main" xmlns:pic="http://schemas.openxmlformats.org/drawingml/2006/picture" xmlns:a14="http://schemas.microsoft.com/office/drawing/2010/main" w:val="ListParagraph"/>
+      <w:lvlText w:val="%4."/>
+      <w:lvlJc w:val="left"/>
+      <w:pPr>
+        <w:ind w:left="2880" w:hanging="360"/>
+      </w:pPr>
+    </w:lvl>
+    <w:lvl w:ilvl="0" w:tentative="0">
+      <w:start w:val="0"/>
+      <w:numFmt w:val="lowerLetter"/>
+      <w:pStyle xmlns:tce="http://www.TCE.com" xmlns:a="http://schemas.openxmlformats.org/drawingml/2006/main" xmlns:pic="http://schemas.openxmlformats.org/drawingml/2006/picture" xmlns:a14="http://schemas.microsoft.com/office/drawing/2010/main" w:val="ListParagraph"/>
+      <w:lvlText w:val="%5."/>
+      <w:lvlJc w:val="left"/>
+      <w:pPr>
+        <w:ind w:left="3600" w:hanging="360"/>
+      </w:pPr>
+    </w:lvl>
+    <w:lvl w:ilvl="0" w:tentative="0">
+      <w:start w:val="0"/>
+      <w:numFmt w:val="lowerRoman"/>
+      <w:pStyle xmlns:tce="http://www.TCE.com" xmlns:a="http://schemas.openxmlformats.org/drawingml/2006/main" xmlns:pic="http://schemas.openxmlformats.org/drawingml/2006/picture" xmlns:a14="http://schemas.microsoft.com/office/drawing/2010/main" w:val="ListParagraph"/>
+      <w:lvlText w:val="%6."/>
+      <w:lvlJc w:val="right"/>
+      <w:pPr>
+        <w:ind w:left="4320" w:hanging="180"/>
+      </w:pPr>
+    </w:lvl>
+    <w:lvl w:ilvl="0" w:tentative="0">
+      <w:start w:val="0"/>
+      <w:numFmt w:val="decimal"/>
+      <w:pStyle xmlns:tce="http://www.TCE.com" xmlns:a="http://schemas.openxmlformats.org/drawingml/2006/main" xmlns:pic="http://schemas.openxmlformats.org/drawingml/2006/picture" xmlns:a14="http://schemas.microsoft.com/office/drawing/2010/main" w:val="ListParagraph"/>
+      <w:lvlText w:val="%7."/>
+      <w:lvlJc w:val="left"/>
+      <w:pPr>
+        <w:ind w:left="5040" w:hanging="360"/>
+      </w:pPr>
+    </w:lvl>
+    <w:lvl w:ilvl="0" w:tentative="0">
+      <w:start w:val="0"/>
+      <w:numFmt w:val="lowerLetter"/>
+      <w:pStyle xmlns:tce="http://www.TCE.com" xmlns:a="http://schemas.openxmlformats.org/drawingml/2006/main" xmlns:pic="http://schemas.openxmlformats.org/drawingml/2006/picture" xmlns:a14="http://schemas.microsoft.com/office/drawing/2010/main" w:val="ListParagraph"/>
+      <w:lvlText w:val="%8."/>
+      <w:lvlJc w:val="left"/>
+      <w:pPr>
+        <w:ind w:left="5760" w:hanging="360"/>
+      </w:pPr>
+    </w:lvl>
+    <w:lvl w:ilvl="0" w:tentative="0">
+      <w:start w:val="0"/>
+      <w:numFmt w:val="lowerRoman"/>
+      <w:pStyle xmlns:tce="http://www.TCE.com" xmlns:a="http://schemas.openxmlformats.org/drawingml/2006/main" xmlns:pic="http://schemas.openxmlformats.org/drawingml/2006/picture" xmlns:a14="http://schemas.microsoft.com/office/drawing/2010/main" w:val="ListParagraph"/>
+      <w:lvlText w:val="%9."/>
+      <w:lvlJc w:val="right"/>
+      <w:pPr>
+        <w:ind w:left="6480" w:hanging="180"/>
+      </w:pPr>
+    </w:lvl>
+  </w:abstractNum>
+  <w:abstractNum w:abstractNumId="116">
+    <w:multiLevelType w:val="hybridMultilevel"/>
+    <w:lvl w:ilvl="0">
+      <w:start w:val="0"/>
+      <w:numFmt w:val="lowerLetter"/>
       <w:pStyle xmlns:tce="http://www.TCE.com" xmlns:a="http://schemas.openxmlformats.org/drawingml/2006/main" xmlns:pic="http://schemas.openxmlformats.org/drawingml/2006/picture" xmlns:a14="http://schemas.microsoft.com/office/drawing/2010/main" w:val="BodyText"/>
       <w:lvlText w:val="(%1)"/>
       <w:lvlJc w:val="left"/>
@@ -5847,7 +5912,7 @@
       </w:pPr>
     </w:lvl>
   </w:abstractNum>
-  <w:abstractNum w:abstractNumId="116">
+  <w:abstractNum w:abstractNumId="117">
     <w:multiLevelType w:val="hybridMultilevel"/>
     <w:lvl w:ilvl="0">
       <w:start w:val="0"/>
@@ -5940,7 +6005,7 @@
       </w:pPr>
     </w:lvl>
   </w:abstractNum>
-  <w:abstractNum w:abstractNumId="117">
+  <w:abstractNum w:abstractNumId="118">
     <w:multiLevelType w:val="hybridMultilevel"/>
     <w:lvl w:ilvl="0">
       <w:start w:val="0"/>
@@ -6033,7 +6098,7 @@
       </w:pPr>
     </w:lvl>
   </w:abstractNum>
-  <w:abstractNum w:abstractNumId="118">
+  <w:abstractNum w:abstractNumId="119">
     <w:multiLevelType w:val="hybridMultilevel"/>
     <w:lvl w:ilvl="0">
       <w:start w:val="0"/>
@@ -6126,7 +6191,7 @@
       </w:pPr>
     </w:lvl>
   </w:abstractNum>
-  <w:abstractNum w:abstractNumId="119">
+  <w:abstractNum w:abstractNumId="120">
     <w:multiLevelType w:val="hybridMultilevel"/>
     <w:lvl w:ilvl="0">
       <w:start w:val="0"/>
@@ -6219,99 +6284,6 @@
       </w:pPr>
     </w:lvl>
   </w:abstractNum>
-  <w:abstractNum w:abstractNumId="120">
-    <w:multiLevelType w:val="hybridMultilevel"/>
-    <w:lvl w:ilvl="0">
-      <w:start w:val="0"/>
-      <w:numFmt w:val="lowerLetter"/>
-      <w:pStyle xmlns:tce="http://www.TCE.com" xmlns:a="http://schemas.openxmlformats.org/drawingml/2006/main" xmlns:pic="http://schemas.openxmlformats.org/drawingml/2006/picture" xmlns:a14="http://schemas.microsoft.com/office/drawing/2010/main" w:val="ListParagraph"/>
-      <w:lvlText w:val="(%1)"/>
-      <w:lvlJc w:val="left"/>
-      <w:pPr>
-        <w:ind w:left="720" w:hanging="360"/>
-      </w:pPr>
-    </w:lvl>
-    <w:lvl w:ilvl="0">
-      <w:start w:val="0"/>
-      <w:numFmt w:val="decimal"/>
-      <w:pStyle xmlns:tce="http://www.TCE.com" xmlns:a="http://schemas.openxmlformats.org/drawingml/2006/main" xmlns:pic="http://schemas.openxmlformats.org/drawingml/2006/picture" xmlns:a14="http://schemas.microsoft.com/office/drawing/2010/main" w:val="ListParagraph"/>
-      <w:lvlText w:val="(%2)"/>
-      <w:lvlJc w:val="left"/>
-      <w:pPr>
-        <w:ind w:left="1440" w:hanging="360"/>
-      </w:pPr>
-    </w:lvl>
-    <w:lvl w:ilvl="0" w:tentative="0">
-      <w:start w:val="0"/>
-      <w:numFmt w:val="lowerRoman"/>
-      <w:pStyle xmlns:tce="http://www.TCE.com" xmlns:a="http://schemas.openxmlformats.org/drawingml/2006/main" xmlns:pic="http://schemas.openxmlformats.org/drawingml/2006/picture" xmlns:a14="http://schemas.microsoft.com/office/drawing/2010/main" w:val="ListParagraph"/>
-      <w:lvlText w:val="(%3)"/>
-      <w:lvlJc w:val="left"/>
-      <w:pPr>
-        <w:ind w:left="2160" w:hanging="360"/>
-      </w:pPr>
-    </w:lvl>
-    <w:lvl w:ilvl="0" w:tentative="0">
-      <w:start w:val="0"/>
-      <w:numFmt w:val="decimal"/>
-      <w:pStyle xmlns:tce="http://www.TCE.com" xmlns:a="http://schemas.openxmlformats.org/drawingml/2006/main" xmlns:pic="http://schemas.openxmlformats.org/drawingml/2006/picture" xmlns:a14="http://schemas.microsoft.com/office/drawing/2010/main" w:val="ListParagraph"/>
-      <w:lvlText w:val="%4."/>
-      <w:lvlJc w:val="left"/>
-      <w:pPr>
-        <w:ind w:left="2880" w:hanging="360"/>
-      </w:pPr>
-    </w:lvl>
-    <w:lvl w:ilvl="0" w:tentative="0">
-      <w:start w:val="0"/>
-      <w:numFmt w:val="lowerLetter"/>
-      <w:pStyle xmlns:tce="http://www.TCE.com" xmlns:a="http://schemas.openxmlformats.org/drawingml/2006/main" xmlns:pic="http://schemas.openxmlformats.org/drawingml/2006/picture" xmlns:a14="http://schemas.microsoft.com/office/drawing/2010/main" w:val="ListParagraph"/>
-      <w:lvlText w:val="%5."/>
-      <w:lvlJc w:val="left"/>
-      <w:pPr>
-        <w:ind w:left="3600" w:hanging="360"/>
-      </w:pPr>
-    </w:lvl>
-    <w:lvl w:ilvl="0" w:tentative="0">
-      <w:start w:val="0"/>
-      <w:numFmt w:val="lowerRoman"/>
-      <w:pStyle xmlns:tce="http://www.TCE.com" xmlns:a="http://schemas.openxmlformats.org/drawingml/2006/main" xmlns:pic="http://schemas.openxmlformats.org/drawingml/2006/picture" xmlns:a14="http://schemas.microsoft.com/office/drawing/2010/main" w:val="ListParagraph"/>
-      <w:lvlText w:val="%6."/>
-      <w:lvlJc w:val="right"/>
-      <w:pPr>
-        <w:ind w:left="4320" w:hanging="180"/>
-      </w:pPr>
-    </w:lvl>
-    <w:lvl w:ilvl="0" w:tentative="0">
-      <w:start w:val="0"/>
-      <w:numFmt w:val="decimal"/>
-      <w:pStyle xmlns:tce="http://www.TCE.com" xmlns:a="http://schemas.openxmlformats.org/drawingml/2006/main" xmlns:pic="http://schemas.openxmlformats.org/drawingml/2006/picture" xmlns:a14="http://schemas.microsoft.com/office/drawing/2010/main" w:val="ListParagraph"/>
-      <w:lvlText w:val="%7."/>
-      <w:lvlJc w:val="left"/>
-      <w:pPr>
-        <w:ind w:left="5040" w:hanging="360"/>
-      </w:pPr>
-    </w:lvl>
-    <w:lvl w:ilvl="0" w:tentative="0">
-      <w:start w:val="0"/>
-      <w:numFmt w:val="lowerLetter"/>
-      <w:pStyle xmlns:tce="http://www.TCE.com" xmlns:a="http://schemas.openxmlformats.org/drawingml/2006/main" xmlns:pic="http://schemas.openxmlformats.org/drawingml/2006/picture" xmlns:a14="http://schemas.microsoft.com/office/drawing/2010/main" w:val="ListParagraph"/>
-      <w:lvlText w:val="%8."/>
-      <w:lvlJc w:val="left"/>
-      <w:pPr>
-        <w:ind w:left="5760" w:hanging="360"/>
-      </w:pPr>
-    </w:lvl>
-    <w:lvl w:ilvl="0" w:tentative="0">
-      <w:start w:val="0"/>
-      <w:numFmt w:val="lowerRoman"/>
-      <w:pStyle xmlns:tce="http://www.TCE.com" xmlns:a="http://schemas.openxmlformats.org/drawingml/2006/main" xmlns:pic="http://schemas.openxmlformats.org/drawingml/2006/picture" xmlns:a14="http://schemas.microsoft.com/office/drawing/2010/main" w:val="ListParagraph"/>
-      <w:lvlText w:val="%9."/>
-      <w:lvlJc w:val="right"/>
-      <w:pPr>
-        <w:ind w:left="6480" w:hanging="180"/>
-      </w:pPr>
-    </w:lvl>
-  </w:abstractNum>
   <w:abstractNum w:abstractNumId="121">
     <w:multiLevelType w:val="hybridMultilevel"/>
     <w:lvl w:ilvl="0">
@@ -6503,6 +6475,99 @@
     <w:lvl w:ilvl="0">
       <w:start w:val="0"/>
       <w:numFmt w:val="lowerLetter"/>
+      <w:pStyle xmlns:tce="http://www.TCE.com" xmlns:a="http://schemas.openxmlformats.org/drawingml/2006/main" xmlns:pic="http://schemas.openxmlformats.org/drawingml/2006/picture" xmlns:a14="http://schemas.microsoft.com/office/drawing/2010/main" w:val="ListParagraph"/>
+      <w:lvlText w:val="(%1)"/>
+      <w:lvlJc w:val="left"/>
+      <w:pPr>
+        <w:ind w:left="720" w:hanging="360"/>
+      </w:pPr>
+    </w:lvl>
+    <w:lvl w:ilvl="0">
+      <w:start w:val="0"/>
+      <w:numFmt w:val="decimal"/>
+      <w:pStyle xmlns:tce="http://www.TCE.com" xmlns:a="http://schemas.openxmlformats.org/drawingml/2006/main" xmlns:pic="http://schemas.openxmlformats.org/drawingml/2006/picture" xmlns:a14="http://schemas.microsoft.com/office/drawing/2010/main" w:val="ListParagraph"/>
+      <w:lvlText w:val="(%2)"/>
+      <w:lvlJc w:val="left"/>
+      <w:pPr>
+        <w:ind w:left="1440" w:hanging="360"/>
+      </w:pPr>
+    </w:lvl>
+    <w:lvl w:ilvl="0" w:tentative="0">
+      <w:start w:val="0"/>
+      <w:numFmt w:val="lowerRoman"/>
+      <w:pStyle xmlns:tce="http://www.TCE.com" xmlns:a="http://schemas.openxmlformats.org/drawingml/2006/main" xmlns:pic="http://schemas.openxmlformats.org/drawingml/2006/picture" xmlns:a14="http://schemas.microsoft.com/office/drawing/2010/main" w:val="ListParagraph"/>
+      <w:lvlText w:val="(%3)"/>
+      <w:lvlJc w:val="left"/>
+      <w:pPr>
+        <w:ind w:left="2160" w:hanging="360"/>
+      </w:pPr>
+    </w:lvl>
+    <w:lvl w:ilvl="0" w:tentative="0">
+      <w:start w:val="0"/>
+      <w:numFmt w:val="decimal"/>
+      <w:pStyle xmlns:tce="http://www.TCE.com" xmlns:a="http://schemas.openxmlformats.org/drawingml/2006/main" xmlns:pic="http://schemas.openxmlformats.org/drawingml/2006/picture" xmlns:a14="http://schemas.microsoft.com/office/drawing/2010/main" w:val="ListParagraph"/>
+      <w:lvlText w:val="%4."/>
+      <w:lvlJc w:val="left"/>
+      <w:pPr>
+        <w:ind w:left="2880" w:hanging="360"/>
+      </w:pPr>
+    </w:lvl>
+    <w:lvl w:ilvl="0" w:tentative="0">
+      <w:start w:val="0"/>
+      <w:numFmt w:val="lowerLetter"/>
+      <w:pStyle xmlns:tce="http://www.TCE.com" xmlns:a="http://schemas.openxmlformats.org/drawingml/2006/main" xmlns:pic="http://schemas.openxmlformats.org/drawingml/2006/picture" xmlns:a14="http://schemas.microsoft.com/office/drawing/2010/main" w:val="ListParagraph"/>
+      <w:lvlText w:val="%5."/>
+      <w:lvlJc w:val="left"/>
+      <w:pPr>
+        <w:ind w:left="3600" w:hanging="360"/>
+      </w:pPr>
+    </w:lvl>
+    <w:lvl w:ilvl="0" w:tentative="0">
+      <w:start w:val="0"/>
+      <w:numFmt w:val="lowerRoman"/>
+      <w:pStyle xmlns:tce="http://www.TCE.com" xmlns:a="http://schemas.openxmlformats.org/drawingml/2006/main" xmlns:pic="http://schemas.openxmlformats.org/drawingml/2006/picture" xmlns:a14="http://schemas.microsoft.com/office/drawing/2010/main" w:val="ListParagraph"/>
+      <w:lvlText w:val="%6."/>
+      <w:lvlJc w:val="right"/>
+      <w:pPr>
+        <w:ind w:left="4320" w:hanging="180"/>
+      </w:pPr>
+    </w:lvl>
+    <w:lvl w:ilvl="0" w:tentative="0">
+      <w:start w:val="0"/>
+      <w:numFmt w:val="decimal"/>
+      <w:pStyle xmlns:tce="http://www.TCE.com" xmlns:a="http://schemas.openxmlformats.org/drawingml/2006/main" xmlns:pic="http://schemas.openxmlformats.org/drawingml/2006/picture" xmlns:a14="http://schemas.microsoft.com/office/drawing/2010/main" w:val="ListParagraph"/>
+      <w:lvlText w:val="%7."/>
+      <w:lvlJc w:val="left"/>
+      <w:pPr>
+        <w:ind w:left="5040" w:hanging="360"/>
+      </w:pPr>
+    </w:lvl>
+    <w:lvl w:ilvl="0" w:tentative="0">
+      <w:start w:val="0"/>
+      <w:numFmt w:val="lowerLetter"/>
+      <w:pStyle xmlns:tce="http://www.TCE.com" xmlns:a="http://schemas.openxmlformats.org/drawingml/2006/main" xmlns:pic="http://schemas.openxmlformats.org/drawingml/2006/picture" xmlns:a14="http://schemas.microsoft.com/office/drawing/2010/main" w:val="ListParagraph"/>
+      <w:lvlText w:val="%8."/>
+      <w:lvlJc w:val="left"/>
+      <w:pPr>
+        <w:ind w:left="5760" w:hanging="360"/>
+      </w:pPr>
+    </w:lvl>
+    <w:lvl w:ilvl="0" w:tentative="0">
+      <w:start w:val="0"/>
+      <w:numFmt w:val="lowerRoman"/>
+      <w:pStyle xmlns:tce="http://www.TCE.com" xmlns:a="http://schemas.openxmlformats.org/drawingml/2006/main" xmlns:pic="http://schemas.openxmlformats.org/drawingml/2006/picture" xmlns:a14="http://schemas.microsoft.com/office/drawing/2010/main" w:val="ListParagraph"/>
+      <w:lvlText w:val="%9."/>
+      <w:lvlJc w:val="right"/>
+      <w:pPr>
+        <w:ind w:left="6480" w:hanging="180"/>
+      </w:pPr>
+    </w:lvl>
+  </w:abstractNum>
+  <w:abstractNum w:abstractNumId="124">
+    <w:multiLevelType w:val="hybridMultilevel"/>
+    <w:lvl w:ilvl="0">
+      <w:start w:val="0"/>
+      <w:numFmt w:val="lowerLetter"/>
       <w:pStyle xmlns:tce="http://www.TCE.com" xmlns:a="http://schemas.openxmlformats.org/drawingml/2006/main" xmlns:pic="http://schemas.openxmlformats.org/drawingml/2006/picture" xmlns:a14="http://schemas.microsoft.com/office/drawing/2010/main" w:val="BodyText"/>
       <w:lvlText w:val="(%1)"/>
       <w:lvlJc w:val="left"/>
@@ -6591,7 +6656,7 @@
       </w:pPr>
     </w:lvl>
   </w:abstractNum>
-  <w:abstractNum w:abstractNumId="124">
+  <w:abstractNum w:abstractNumId="125">
     <w:multiLevelType w:val="hybridMultilevel"/>
     <w:lvl w:ilvl="0">
       <w:start w:val="0"/>
@@ -6684,7 +6749,7 @@
       </w:pPr>
     </w:lvl>
   </w:abstractNum>
-  <w:abstractNum w:abstractNumId="125">
+  <w:abstractNum w:abstractNumId="126">
     <w:multiLevelType w:val="hybridMultilevel"/>
     <w:lvl w:ilvl="0">
       <w:start w:val="0"/>
@@ -6777,99 +6842,6 @@
       </w:pPr>
     </w:lvl>
   </w:abstractNum>
-  <w:abstractNum w:abstractNumId="126">
-    <w:multiLevelType w:val="hybridMultilevel"/>
-    <w:lvl w:ilvl="0">
-      <w:start w:val="0"/>
-      <w:numFmt w:val="lowerLetter"/>
-      <w:pStyle xmlns:tce="http://www.TCE.com" xmlns:a="http://schemas.openxmlformats.org/drawingml/2006/main" xmlns:pic="http://schemas.openxmlformats.org/drawingml/2006/picture" xmlns:a14="http://schemas.microsoft.com/office/drawing/2010/main" w:val="ListParagraph"/>
-      <w:lvlText w:val="(%1)"/>
-      <w:lvlJc w:val="left"/>
-      <w:pPr>
-        <w:ind w:left="720" w:hanging="360"/>
-      </w:pPr>
-    </w:lvl>
-    <w:lvl w:ilvl="0">
-      <w:start w:val="0"/>
-      <w:numFmt w:val="decimal"/>
-      <w:pStyle xmlns:tce="http://www.TCE.com" xmlns:a="http://schemas.openxmlformats.org/drawingml/2006/main" xmlns:pic="http://schemas.openxmlformats.org/drawingml/2006/picture" xmlns:a14="http://schemas.microsoft.com/office/drawing/2010/main" w:val="ListParagraph"/>
-      <w:lvlText w:val="(%2)"/>
-      <w:lvlJc w:val="left"/>
-      <w:pPr>
-        <w:ind w:left="1440" w:hanging="360"/>
-      </w:pPr>
-    </w:lvl>
-    <w:lvl w:ilvl="0" w:tentative="0">
-      <w:start w:val="0"/>
-      <w:numFmt w:val="lowerRoman"/>
-      <w:pStyle xmlns:tce="http://www.TCE.com" xmlns:a="http://schemas.openxmlformats.org/drawingml/2006/main" xmlns:pic="http://schemas.openxmlformats.org/drawingml/2006/picture" xmlns:a14="http://schemas.microsoft.com/office/drawing/2010/main" w:val="ListParagraph"/>
-      <w:lvlText w:val="(%3)"/>
-      <w:lvlJc w:val="left"/>
-      <w:pPr>
-        <w:ind w:left="2160" w:hanging="360"/>
-      </w:pPr>
-    </w:lvl>
-    <w:lvl w:ilvl="0" w:tentative="0">
-      <w:start w:val="0"/>
-      <w:numFmt w:val="decimal"/>
-      <w:pStyle xmlns:tce="http://www.TCE.com" xmlns:a="http://schemas.openxmlformats.org/drawingml/2006/main" xmlns:pic="http://schemas.openxmlformats.org/drawingml/2006/picture" xmlns:a14="http://schemas.microsoft.com/office/drawing/2010/main" w:val="ListParagraph"/>
-      <w:lvlText w:val="%4."/>
-      <w:lvlJc w:val="left"/>
-      <w:pPr>
-        <w:ind w:left="2880" w:hanging="360"/>
-      </w:pPr>
-    </w:lvl>
-    <w:lvl w:ilvl="0" w:tentative="0">
-      <w:start w:val="0"/>
-      <w:numFmt w:val="lowerLetter"/>
-      <w:pStyle xmlns:tce="http://www.TCE.com" xmlns:a="http://schemas.openxmlformats.org/drawingml/2006/main" xmlns:pic="http://schemas.openxmlformats.org/drawingml/2006/picture" xmlns:a14="http://schemas.microsoft.com/office/drawing/2010/main" w:val="ListParagraph"/>
-      <w:lvlText w:val="%5."/>
-      <w:lvlJc w:val="left"/>
-      <w:pPr>
-        <w:ind w:left="3600" w:hanging="360"/>
-      </w:pPr>
-    </w:lvl>
-    <w:lvl w:ilvl="0" w:tentative="0">
-      <w:start w:val="0"/>
-      <w:numFmt w:val="lowerRoman"/>
-      <w:pStyle xmlns:tce="http://www.TCE.com" xmlns:a="http://schemas.openxmlformats.org/drawingml/2006/main" xmlns:pic="http://schemas.openxmlformats.org/drawingml/2006/picture" xmlns:a14="http://schemas.microsoft.com/office/drawing/2010/main" w:val="ListParagraph"/>
-      <w:lvlText w:val="%6."/>
-      <w:lvlJc w:val="right"/>
-      <w:pPr>
-        <w:ind w:left="4320" w:hanging="180"/>
-      </w:pPr>
-    </w:lvl>
-    <w:lvl w:ilvl="0" w:tentative="0">
-      <w:start w:val="0"/>
-      <w:numFmt w:val="decimal"/>
-      <w:pStyle xmlns:tce="http://www.TCE.com" xmlns:a="http://schemas.openxmlformats.org/drawingml/2006/main" xmlns:pic="http://schemas.openxmlformats.org/drawingml/2006/picture" xmlns:a14="http://schemas.microsoft.com/office/drawing/2010/main" w:val="ListParagraph"/>
-      <w:lvlText w:val="%7."/>
-      <w:lvlJc w:val="left"/>
-      <w:pPr>
-        <w:ind w:left="5040" w:hanging="360"/>
-      </w:pPr>
-    </w:lvl>
-    <w:lvl w:ilvl="0" w:tentative="0">
-      <w:start w:val="0"/>
-      <w:numFmt w:val="lowerLetter"/>
-      <w:pStyle xmlns:tce="http://www.TCE.com" xmlns:a="http://schemas.openxmlformats.org/drawingml/2006/main" xmlns:pic="http://schemas.openxmlformats.org/drawingml/2006/picture" xmlns:a14="http://schemas.microsoft.com/office/drawing/2010/main" w:val="ListParagraph"/>
-      <w:lvlText w:val="%8."/>
-      <w:lvlJc w:val="left"/>
-      <w:pPr>
-        <w:ind w:left="5760" w:hanging="360"/>
-      </w:pPr>
-    </w:lvl>
-    <w:lvl w:ilvl="0" w:tentative="0">
-      <w:start w:val="0"/>
-      <w:numFmt w:val="lowerRoman"/>
-      <w:pStyle xmlns:tce="http://www.TCE.com" xmlns:a="http://schemas.openxmlformats.org/drawingml/2006/main" xmlns:pic="http://schemas.openxmlformats.org/drawingml/2006/picture" xmlns:a14="http://schemas.microsoft.com/office/drawing/2010/main" w:val="ListParagraph"/>
-      <w:lvlText w:val="%9."/>
-      <w:lvlJc w:val="right"/>
-      <w:pPr>
-        <w:ind w:left="6480" w:hanging="180"/>
-      </w:pPr>
-    </w:lvl>
-  </w:abstractNum>
   <w:abstractNum w:abstractNumId="127">
     <w:multiLevelType w:val="hybridMultilevel"/>
     <w:lvl w:ilvl="0">
@@ -7150,6 +7122,99 @@
     </w:lvl>
   </w:abstractNum>
   <w:abstractNum w:abstractNumId="130">
+    <w:multiLevelType w:val="hybridMultilevel"/>
+    <w:lvl w:ilvl="0">
+      <w:start w:val="0"/>
+      <w:numFmt w:val="lowerLetter"/>
+      <w:pStyle xmlns:tce="http://www.TCE.com" xmlns:a="http://schemas.openxmlformats.org/drawingml/2006/main" xmlns:pic="http://schemas.openxmlformats.org/drawingml/2006/picture" xmlns:a14="http://schemas.microsoft.com/office/drawing/2010/main" w:val="ListParagraph"/>
+      <w:lvlText w:val="(%1)"/>
+      <w:lvlJc w:val="left"/>
+      <w:pPr>
+        <w:ind w:left="720" w:hanging="360"/>
+      </w:pPr>
+    </w:lvl>
+    <w:lvl w:ilvl="0">
+      <w:start w:val="0"/>
+      <w:numFmt w:val="decimal"/>
+      <w:pStyle xmlns:tce="http://www.TCE.com" xmlns:a="http://schemas.openxmlformats.org/drawingml/2006/main" xmlns:pic="http://schemas.openxmlformats.org/drawingml/2006/picture" xmlns:a14="http://schemas.microsoft.com/office/drawing/2010/main" w:val="ListParagraph"/>
+      <w:lvlText w:val="(%2)"/>
+      <w:lvlJc w:val="left"/>
+      <w:pPr>
+        <w:ind w:left="1440" w:hanging="360"/>
+      </w:pPr>
+    </w:lvl>
+    <w:lvl w:ilvl="0" w:tentative="0">
+      <w:start w:val="0"/>
+      <w:numFmt w:val="lowerRoman"/>
+      <w:pStyle xmlns:tce="http://www.TCE.com" xmlns:a="http://schemas.openxmlformats.org/drawingml/2006/main" xmlns:pic="http://schemas.openxmlformats.org/drawingml/2006/picture" xmlns:a14="http://schemas.microsoft.com/office/drawing/2010/main" w:val="ListParagraph"/>
+      <w:lvlText w:val="(%3)"/>
+      <w:lvlJc w:val="left"/>
+      <w:pPr>
+        <w:ind w:left="2160" w:hanging="360"/>
+      </w:pPr>
+    </w:lvl>
+    <w:lvl w:ilvl="0" w:tentative="0">
+      <w:start w:val="0"/>
+      <w:numFmt w:val="decimal"/>
+      <w:pStyle xmlns:tce="http://www.TCE.com" xmlns:a="http://schemas.openxmlformats.org/drawingml/2006/main" xmlns:pic="http://schemas.openxmlformats.org/drawingml/2006/picture" xmlns:a14="http://schemas.microsoft.com/office/drawing/2010/main" w:val="ListParagraph"/>
+      <w:lvlText w:val="%4."/>
+      <w:lvlJc w:val="left"/>
+      <w:pPr>
+        <w:ind w:left="2880" w:hanging="360"/>
+      </w:pPr>
+    </w:lvl>
+    <w:lvl w:ilvl="0" w:tentative="0">
+      <w:start w:val="0"/>
+      <w:numFmt w:val="lowerLetter"/>
+      <w:pStyle xmlns:tce="http://www.TCE.com" xmlns:a="http://schemas.openxmlformats.org/drawingml/2006/main" xmlns:pic="http://schemas.openxmlformats.org/drawingml/2006/picture" xmlns:a14="http://schemas.microsoft.com/office/drawing/2010/main" w:val="ListParagraph"/>
+      <w:lvlText w:val="%5."/>
+      <w:lvlJc w:val="left"/>
+      <w:pPr>
+        <w:ind w:left="3600" w:hanging="360"/>
+      </w:pPr>
+    </w:lvl>
+    <w:lvl w:ilvl="0" w:tentative="0">
+      <w:start w:val="0"/>
+      <w:numFmt w:val="lowerRoman"/>
+      <w:pStyle xmlns:tce="http://www.TCE.com" xmlns:a="http://schemas.openxmlformats.org/drawingml/2006/main" xmlns:pic="http://schemas.openxmlformats.org/drawingml/2006/picture" xmlns:a14="http://schemas.microsoft.com/office/drawing/2010/main" w:val="ListParagraph"/>
+      <w:lvlText w:val="%6."/>
+      <w:lvlJc w:val="right"/>
+      <w:pPr>
+        <w:ind w:left="4320" w:hanging="180"/>
+      </w:pPr>
+    </w:lvl>
+    <w:lvl w:ilvl="0" w:tentative="0">
+      <w:start w:val="0"/>
+      <w:numFmt w:val="decimal"/>
+      <w:pStyle xmlns:tce="http://www.TCE.com" xmlns:a="http://schemas.openxmlformats.org/drawingml/2006/main" xmlns:pic="http://schemas.openxmlformats.org/drawingml/2006/picture" xmlns:a14="http://schemas.microsoft.com/office/drawing/2010/main" w:val="ListParagraph"/>
+      <w:lvlText w:val="%7."/>
+      <w:lvlJc w:val="left"/>
+      <w:pPr>
+        <w:ind w:left="5040" w:hanging="360"/>
+      </w:pPr>
+    </w:lvl>
+    <w:lvl w:ilvl="0" w:tentative="0">
+      <w:start w:val="0"/>
+      <w:numFmt w:val="lowerLetter"/>
+      <w:pStyle xmlns:tce="http://www.TCE.com" xmlns:a="http://schemas.openxmlformats.org/drawingml/2006/main" xmlns:pic="http://schemas.openxmlformats.org/drawingml/2006/picture" xmlns:a14="http://schemas.microsoft.com/office/drawing/2010/main" w:val="ListParagraph"/>
+      <w:lvlText w:val="%8."/>
+      <w:lvlJc w:val="left"/>
+      <w:pPr>
+        <w:ind w:left="5760" w:hanging="360"/>
+      </w:pPr>
+    </w:lvl>
+    <w:lvl w:ilvl="0" w:tentative="0">
+      <w:start w:val="0"/>
+      <w:numFmt w:val="lowerRoman"/>
+      <w:pStyle xmlns:tce="http://www.TCE.com" xmlns:a="http://schemas.openxmlformats.org/drawingml/2006/main" xmlns:pic="http://schemas.openxmlformats.org/drawingml/2006/picture" xmlns:a14="http://schemas.microsoft.com/office/drawing/2010/main" w:val="ListParagraph"/>
+      <w:lvlText w:val="%9."/>
+      <w:lvlJc w:val="right"/>
+      <w:pPr>
+        <w:ind w:left="6480" w:hanging="180"/>
+      </w:pPr>
+    </w:lvl>
+  </w:abstractNum>
+  <w:abstractNum w:abstractNumId="131">
     <w:multiLevelType w:val="hybridMultilevel"/>
     <w:lvl w:ilvl="0">
       <w:start w:val="0"/>
@@ -8403,6 +8468,9 @@
   </w:num>
   <w:num w:numId="130">
     <w:abstractNumId w:val="130"/>
+  </w:num>
+  <w:num w:numId="131">
+    <w:abstractNumId w:val="131"/>
   </w:num>
   <w:num xmlns:wpc="http://schemas.microsoft.com/office/word/2010/wordprocessingCanvas" xmlns:cx="http://schemas.microsoft.com/office/drawing/2014/chartex" xmlns:cx1="http://schemas.microsoft.com/office/drawing/2015/9/8/chartex" xmlns:cx2="http://schemas.microsoft.com/office/drawing/2015/10/21/chartex" xmlns:cx3="http://schemas.microsoft.com/office/drawing/2016/5/9/chartex" xmlns:cx4="http://schemas.microsoft.com/office/drawing/2016/5/10/chartex" xmlns:cx5="http://schemas.microsoft.com/office/drawing/2016/5/11/chartex" xmlns:cx6="http://schemas.microsoft.com/office/drawing/2016/5/12/chartex" xmlns:cx7="http://schemas.microsoft.com/office/drawing/2016/5/13/chartex" xmlns:cx8="http://schemas.microsoft.com/office/drawing/2016/5/14/chartex" xmlns:mc="http://schemas.openxmlformats.org/markup-compatibility/2006" xmlns:aink="http://schemas.microsoft.com/office/drawing/2016/ink" xmlns:am3d="http://schemas.microsoft.com/office/drawing/2017/model3d" xmlns:oel="http://schemas.microsoft.com/office/2019/extlst" xmlns:wp14="http://schemas.microsoft.com/office/word/2010/wordprocessingDrawing" xmlns:w14="http://schemas.microsoft.com/office/word/2010/wordml" xmlns:w15="http://schemas.microsoft.com/office/word/2012/wordml" xmlns:w16cex="http://schemas.microsoft.com/office/word/2018/wordml/cex" xmlns:w16cid="http://schemas.microsoft.com/office/word/2016/wordml/cid" xmlns:w16="http://schemas.microsoft.com/office/word/2018/wordml" xmlns:w16du="http://schemas.microsoft.com/office/word/2023/wordml/word16du" xmlns:w16sdtdh="http://schemas.microsoft.com/office/word/2020/wordml/sdtdatahash" xmlns:w16sdtfl="http://schemas.microsoft.com/office/word/2024/wordml/sdtformatlock" xmlns:w16se="http://schemas.microsoft.com/office/word/2015/wordml/symex" xmlns:wpg="http://schemas.microsoft.com/office/word/2010/wordprocessingGroup" xmlns:wpi="http://schemas.microsoft.com/office/word/2010/wordprocessingInk" xmlns:wps="http://schemas.microsoft.com/office/word/2010/wordprocessingShape" w:numId="1" w16cid:durableId="1021277097">
     <w:abstractNumId w:val="0"/>
@@ -8853,7 +8921,7 @@
   <w:style w:type="paragraph" w:default="1" w:styleId="Normal">
     <w:name w:val="Normal"/>
     <w:qFormat/>
-    <w:rsid w:val="00792F9E"/>
+    <w:rsid w:val="0035396F"/>
     <w:rPr>
       <w:rFonts w:ascii="Times New Roman" w:hAnsi="Times New Roman"/>
     </w:rPr>
@@ -8970,67 +9038,42 @@
   </w:style>
   <w:style w:type="paragraph" w:styleId="Heading6">
     <w:name w:val="heading 6"/>
-    <w:basedOn w:val="Normal"/>
+    <w:basedOn w:val="Heading4"/>
     <w:next w:val="BodyText"/>
     <w:link w:val="Heading6Char"/>
     <w:uiPriority w:val="9"/>
     <w:unhideWhenUsed/>
     <w:qFormat/>
-    <w:rsid w:val="00D068E1"/>
+    <w:rsid w:val="002D4362"/>
     <w:pPr>
-      <w:keepNext/>
-      <w:keepLines/>
-      <w:spacing w:before="40"/>
       <w:outlineLvl w:val="5"/>
     </w:pPr>
-    <w:rPr>
-      <w:rFonts w:eastAsiaTheme="majorEastAsia" w:cstheme="majorBidi"/>
-      <w:color w:val="1F3763" w:themeColor="accent1" w:themeShade="7F"/>
-    </w:rPr>
   </w:style>
   <w:style w:type="paragraph" w:styleId="Heading7">
     <w:name w:val="heading 7"/>
-    <w:basedOn w:val="Normal"/>
+    <w:basedOn w:val="Heading6"/>
     <w:next w:val="BodyText"/>
     <w:link w:val="Heading7Char"/>
     <w:uiPriority w:val="9"/>
     <w:unhideWhenUsed/>
     <w:qFormat/>
-    <w:rsid w:val="005043CB"/>
+    <w:rsid w:val="002D4362"/>
     <w:pPr>
-      <w:keepNext/>
-      <w:keepLines/>
-      <w:spacing w:before="40"/>
       <w:outlineLvl w:val="6"/>
     </w:pPr>
-    <w:rPr>
-      <w:rFonts w:asciiTheme="majorHAnsi" w:eastAsiaTheme="majorEastAsia" w:hAnsiTheme="majorHAnsi" w:cstheme="majorBidi"/>
-      <w:i/>
-      <w:iCs/>
-      <w:color w:val="1F3763" w:themeColor="accent1" w:themeShade="7F"/>
-    </w:rPr>
   </w:style>
   <w:style w:type="paragraph" w:styleId="Heading8">
     <w:name w:val="heading 8"/>
-    <w:basedOn w:val="Normal"/>
+    <w:basedOn w:val="Heading7"/>
     <w:next w:val="BodyText"/>
     <w:link w:val="Heading8Char"/>
     <w:uiPriority w:val="9"/>
     <w:unhideWhenUsed/>
     <w:qFormat/>
-    <w:rsid w:val="005043CB"/>
+    <w:rsid w:val="002D4362"/>
     <w:pPr>
-      <w:keepNext/>
-      <w:keepLines/>
-      <w:spacing w:before="40"/>
       <w:outlineLvl w:val="7"/>
     </w:pPr>
-    <w:rPr>
-      <w:rFonts w:asciiTheme="majorHAnsi" w:eastAsiaTheme="majorEastAsia" w:hAnsiTheme="majorHAnsi" w:cstheme="majorBidi"/>
-      <w:color w:val="272727" w:themeColor="text1" w:themeTint="D8"/>
-      <w:sz w:val="21"/>
-      <w:szCs w:val="21"/>
-    </w:rPr>
   </w:style>
   <w:style w:type="paragraph" w:styleId="Heading9">
     <w:name w:val="heading 9"/>
@@ -9281,10 +9324,11 @@
     <w:basedOn w:val="DefaultParagraphFont"/>
     <w:link w:val="Heading6"/>
     <w:uiPriority w:val="9"/>
-    <w:rsid w:val="00D068E1"/>
+    <w:rsid w:val="002D4362"/>
     <w:rPr>
       <w:rFonts w:ascii="Times New Roman" w:eastAsiaTheme="majorEastAsia" w:hAnsi="Times New Roman" w:cstheme="majorBidi"/>
-      <w:color w:val="1F3763" w:themeColor="accent1" w:themeShade="7F"/>
+      <w:b/>
+      <w:iCs/>
     </w:rPr>
   </w:style>
   <w:style w:type="character" w:customStyle="1" w:styleId="Heading7Char">
@@ -9292,12 +9336,11 @@
     <w:basedOn w:val="DefaultParagraphFont"/>
     <w:link w:val="Heading7"/>
     <w:uiPriority w:val="9"/>
-    <w:rsid w:val="005043CB"/>
+    <w:rsid w:val="002D4362"/>
     <w:rPr>
-      <w:rFonts w:asciiTheme="majorHAnsi" w:eastAsiaTheme="majorEastAsia" w:hAnsiTheme="majorHAnsi" w:cstheme="majorBidi"/>
-      <w:i/>
+      <w:rFonts w:ascii="Times New Roman" w:eastAsiaTheme="majorEastAsia" w:hAnsi="Times New Roman" w:cstheme="majorBidi"/>
+      <w:b/>
       <w:iCs/>
-      <w:color w:val="1F3763" w:themeColor="accent1" w:themeShade="7F"/>
     </w:rPr>
   </w:style>
   <w:style w:type="character" w:customStyle="1" w:styleId="Heading8Char">
@@ -9305,12 +9348,11 @@
     <w:basedOn w:val="DefaultParagraphFont"/>
     <w:link w:val="Heading8"/>
     <w:uiPriority w:val="9"/>
-    <w:rsid w:val="005043CB"/>
+    <w:rsid w:val="002D4362"/>
     <w:rPr>
-      <w:rFonts w:asciiTheme="majorHAnsi" w:eastAsiaTheme="majorEastAsia" w:hAnsiTheme="majorHAnsi" w:cstheme="majorBidi"/>
-      <w:color w:val="272727" w:themeColor="text1" w:themeTint="D8"/>
-      <w:sz w:val="21"/>
-      <w:szCs w:val="21"/>
+      <w:rFonts w:ascii="Times New Roman" w:eastAsiaTheme="majorEastAsia" w:hAnsi="Times New Roman" w:cstheme="majorBidi"/>
+      <w:b/>
+      <w:iCs/>
     </w:rPr>
   </w:style>
   <w:style w:type="character" w:customStyle="1" w:styleId="Heading9Char">
